--- a/oposicion/temario/tercer-ejercicio/3A15.docx
+++ b/oposicion/temario/tercer-ejercicio/3A15.docx
@@ -15132,7 +15132,7 @@
         <w:t xml:space="preserve"> </w:t>
       </w:r>
       <w:r>
-        <w:t xml:space="preserve">y el nacimiento de la TOI en una frase; el paradigma ECR con su esquema, el HHI y sus críticas, y la respuesta de</w:t>
+        <w:t xml:space="preserve">y el nacimiento de la TOI en una frase; el paradigma ECR con su esquema, el IHH y sus críticas, y la respuesta de</w:t>
       </w:r>
       <w:r>
         <w:t xml:space="preserve"> </w:t>
@@ -15887,7 +15887,7 @@
             <m:rPr>
               <m:sty m:val="p"/>
             </m:rPr>
-            <m:t>H</m:t>
+            <m:t>I</m:t>
           </m:r>
           <m:r>
             <m:rPr>
@@ -15899,7 +15899,7 @@
             <m:rPr>
               <m:sty m:val="p"/>
             </m:rPr>
-            <m:t>I</m:t>
+            <m:t>H</m:t>
           </m:r>
           <m:r>
             <m:rPr>
@@ -15930,7 +15930,7 @@
             </m:sub>
             <m:sup>
               <m:r>
-                <m:t>J</m:t>
+                <m:t>n</m:t>
               </m:r>
             </m:sup>
             <m:e>
@@ -16085,7 +16085,7 @@
         </m:r>
       </m:oMath>
       <w:r>
-        <w:t xml:space="preserve">, ordenadas de mayor a menor; el HHI vale 10.000 en el monopolio.</w:t>
+        <w:t xml:space="preserve">, ordenadas de mayor a menor; el IHH vale 10.000 en el monopolio.</w:t>
       </w:r>
       <w:r>
         <w:rPr>
@@ -16124,7 +16124,7 @@
         <w:t xml:space="preserve"> </w:t>
       </w:r>
       <w:r>
-        <w:t xml:space="preserve">medio ponderado por las cuotas es proporcional al HHI,</w:t>
+        <w:t xml:space="preserve">medio ponderado por las cuotas es proporcional al IHH,</w:t>
       </w:r>
       <w:r>
         <w:t xml:space="preserve"> </w:t>
@@ -16191,7 +16191,7 @@
           <m:rPr>
             <m:sty m:val="p"/>
           </m:rPr>
-          <m:t>H</m:t>
+          <m:t>I</m:t>
         </m:r>
         <m:r>
           <m:rPr>
@@ -16203,7 +16203,7 @@
           <m:rPr>
             <m:sty m:val="p"/>
           </m:rPr>
-          <m:t>I</m:t>
+          <m:t>H</m:t>
         </m:r>
         <m:r>
           <m:rPr>
@@ -16241,7 +16241,7 @@
                   </m:e>
                   <m:sub>
                     <m:r>
-                      <m:t>q</m:t>
+                      <m:t>Q</m:t>
                     </m:r>
                     <m:r>
                       <m:rPr>
@@ -24394,7 +24394,7 @@
               </m:e>
               <m:sub>
                 <m:r>
-                  <m:t>q</m:t>
+                  <m:t>Q</m:t>
                 </m:r>
                 <m:r>
                   <m:rPr>
@@ -29380,7 +29380,7 @@
                     </m:e>
                     <m:sub>
                       <m:r>
-                        <m:t>q</m:t>
+                        <m:t>Q</m:t>
                       </m:r>
                       <m:r>
                         <m:rPr>
@@ -29559,7 +29559,7 @@
               </m:e>
               <m:sub>
                 <m:r>
-                  <m:t>q</m:t>
+                  <m:t>Q</m:t>
                 </m:r>
                 <m:r>
                   <m:rPr>
@@ -29584,7 +29584,7 @@
           <m:rPr>
             <m:sty m:val="p"/>
           </m:rPr>
-          <m:t>H</m:t>
+          <m:t>I</m:t>
         </m:r>
         <m:r>
           <m:rPr>
@@ -29596,7 +29596,7 @@
           <m:rPr>
             <m:sty m:val="p"/>
           </m:rPr>
-          <m:t>I</m:t>
+          <m:t>H</m:t>
         </m:r>
         <m:r>
           <m:rPr>
@@ -29634,7 +29634,7 @@
                   </m:e>
                   <m:sub>
                     <m:r>
-                      <m:t>q</m:t>
+                      <m:t>Q</m:t>
                     </m:r>
                     <m:r>
                       <m:rPr>
@@ -39567,7 +39567,7 @@
         <w:t xml:space="preserve"> </w:t>
       </w:r>
       <w:r>
-        <w:t xml:space="preserve">El HHI es mejor en teoría, porque usa todas las cuotas y pesa más las grandes; la ratio de concentración se usa más en la práctica porque solo exige conocer las cuotas de las mayores empresas. Las autoridades usan el HHI para filtrar las concentraciones. En Estados Unidos, las directrices de 2023 presumen que una fusión reduce sustancialmente la competencia si deja un mercado muy concentrado (HHI superior a 1.800) y eleva el índice en más de 100 puntos, o si crea una empresa con más del 30 % de cuota y eleva el índice en más de 100 puntos</w:t>
+        <w:t xml:space="preserve">El IHH es mejor en teoría, porque usa todas las cuotas y pesa más las grandes; la ratio de concentración se usa más en la práctica porque solo exige conocer las cuotas de las mayores empresas. Las autoridades usan el IHH para filtrar las concentraciones. En Estados Unidos, las directrices de 2023 presumen que una fusión reduce sustancialmente la competencia si deja un mercado muy concentrado (IHH superior a 1.800) y eleva el índice en más de 100 puntos, o si crea una empresa con más del 30 % de cuota y eleva el índice en más de 100 puntos</w:t>
       </w:r>
       <w:r>
         <w:t xml:space="preserve"> </w:t>
@@ -39719,7 +39719,7 @@
         <w:t xml:space="preserve">)</w:t>
       </w:r>
       <w:r>
-        <w:t xml:space="preserve">. En la Unión Europea, las directrices de 2004 consideran improbables los problemas si el HHI tras la fusión no llega a 1.000, si está entre 1.000 y 2.000 y sube menos de 250 puntos, o si supera 2.000 y sube menos de 150</w:t>
+        <w:t xml:space="preserve">. En la Unión Europea, las directrices de 2004 consideran improbables los problemas si el IHH tras la fusión no llega a 1.000, si está entre 1.000 y 2.000 y sube menos de 250 puntos, o si supera 2.000 y sube menos de 150</w:t>
       </w:r>
       <w:r>
         <w:t xml:space="preserve"> </w:t>
@@ -39792,7 +39792,7 @@
         <w:t xml:space="preserve"> </w:t>
       </w:r>
       <w:r>
-        <w:t xml:space="preserve">Ejemplos: el oligopolio de las agencias de calificación, al que las exigencias regulatorias dan una ventaja difícil de igualar (S&amp;P, Moody’s y Fitch tienen el 92 % del mercado de la Unión Europea, con un HHI de unos 3.600, según</w:t>
+        <w:t xml:space="preserve">Ejemplos: el oligopolio de las agencias de calificación, al que las exigencias regulatorias dan una ventaja difícil de igualar (S&amp;P, Moody’s y Fitch tienen el 92 % del mercado de la Unión Europea, con un IHH de unos 3.600, según</w:t>
       </w:r>
       <w:r>
         <w:t xml:space="preserve"> </w:t>

--- a/oposicion/temario/tercer-ejercicio/3A15.docx
+++ b/oposicion/temario/tercer-ejercicio/3A15.docx
@@ -89,6 +89,17 @@
       </w:r>
       <w:r>
         <w:t xml:space="preserve">:</w:t>
+      </w:r>
+    </w:p>
+    <w:p>
+      <w:pPr>
+        <w:numPr>
+          <w:ilvl w:val="1"/>
+          <w:numId w:val="1002"/>
+        </w:numPr>
+      </w:pPr>
+      <w:r>
+        <w:t xml:space="preserve">«Si quieres algo bien hecho, hazlo tú mismo», dice un refrán; «zapatero, a tus zapatos», le contesta otro. El primero manda hacerlo dentro; el segundo, comprárselo a quien sabe.</w:t>
       </w:r>
     </w:p>
     <w:p>
@@ -25880,7 +25891,7 @@
         <w:t xml:space="preserve"> </w:t>
       </w:r>
       <w:r>
-        <w:t xml:space="preserve">es que los 2 cuestan: hay empresas porque los contratos no lo pueden prever todo, y no hay una sola porque la jerarquía también tiene costes. La economía real son islas de organización en un mar de mercado, y su tamaño lo fija el margen en que organizar y comprar cuestan lo mismo.</w:t>
+        <w:t xml:space="preserve">es que los 2 cuestan, y por eso ninguno de los 2 refranes vale siempre: hay empresas porque los contratos no lo pueden prever todo, y no hay una sola porque la jerarquía también tiene costes. La economía real son islas de organización en un mar de mercado, y su tamaño lo fija el margen en que organizar y comprar cuestan lo mismo.</w:t>
       </w:r>
     </w:p>
     <w:p>

--- a/oposicion/temario/tercer-ejercicio/3A15.docx
+++ b/oposicion/temario/tercer-ejercicio/3A15.docx
@@ -1980,6 +1980,7 @@
     <w:p>
       <w:pPr>
         <w:pStyle w:val="Esquema"/>
+        <w:keepLines/>
       </w:pPr>
       <w:r>
         <w:rPr>
@@ -2202,6 +2203,7 @@
     <w:p>
       <w:pPr>
         <w:pStyle w:val="Notaalopositor"/>
+        <w:keepLines/>
       </w:pPr>
       <w:r>
         <w:rPr>
@@ -2475,6 +2477,7 @@
     <w:p>
       <w:pPr>
         <w:pStyle w:val="Cajadeanotaciones"/>
+        <w:keepLines/>
       </w:pPr>
       <w:r>
         <w:t xml:space="preserve">Para empezar: Ha-Joon</w:t>
@@ -2577,6 +2580,7 @@
     <w:p>
       <w:pPr>
         <w:pStyle w:val="Notaalopositor"/>
+        <w:keepLines/>
       </w:pPr>
       <w:r>
         <w:rPr>
@@ -9030,6 +9034,7 @@
     <w:p>
       <w:pPr>
         <w:pStyle w:val="Notaalopositor"/>
+        <w:keepLines/>
       </w:pPr>
       <w:r>
         <w:rPr>
@@ -9238,6 +9243,7 @@
     <w:p>
       <w:pPr>
         <w:pStyle w:val="Cajadeanotaciones"/>
+        <w:keepLines/>
       </w:pPr>
       <w:r>
         <w:rPr>
@@ -9716,6 +9722,7 @@
     <w:p>
       <w:pPr>
         <w:pStyle w:val="Funcionclave"/>
+        <w:keepLines/>
       </w:pPr>
       <m:oMathPara>
         <m:oMathParaPr>
@@ -11424,6 +11431,7 @@
     <w:p>
       <w:pPr>
         <w:pStyle w:val="Funcionclave"/>
+        <w:keepLines/>
       </w:pPr>
       <m:oMathPara>
         <m:oMathParaPr>
@@ -12156,6 +12164,7 @@
     <w:p>
       <w:pPr>
         <w:pStyle w:val="Cajadeanotaciones"/>
+        <w:keepLines/>
       </w:pPr>
       <w:r>
         <w:rPr>
@@ -12640,6 +12649,7 @@
     <w:p>
       <w:pPr>
         <w:pStyle w:val="Cajadeanotaciones"/>
+        <w:keepLines/>
       </w:pPr>
       <w:r>
         <w:t xml:space="preserve">Lecturas: el Nobel de</w:t>
@@ -15086,7 +15096,7 @@
     </w:p>
     <w:bookmarkEnd w:id="140"/>
     <w:bookmarkEnd w:id="141"/>
-    <w:bookmarkStart w:id="200" w:name="sec_toi"/>
+    <w:bookmarkStart w:id="201" w:name="sec_toi"/>
     <w:p>
       <w:pPr>
         <w:pStyle w:val="Heading1"/>
@@ -15119,6 +15129,7 @@
     <w:p>
       <w:pPr>
         <w:pStyle w:val="Notaalopositor"/>
+        <w:keepLines/>
       </w:pPr>
       <w:r>
         <w:rPr>
@@ -15804,7 +15815,10 @@
         <w:t xml:space="preserve">Hirschman</w:t>
       </w:r>
       <w:r>
-        <w:t xml:space="preserve">,</w:t>
+        <w:t xml:space="preserve"> </w:t>
+      </w:r>
+      <w:r>
+        <w:t xml:space="preserve">(IHH; HHI en inglés),</w:t>
       </w:r>
     </w:p>
     <w:p>
@@ -17166,7 +17180,7 @@
     </w:p>
     <w:bookmarkEnd w:id="151"/>
     <w:bookmarkEnd w:id="152"/>
-    <w:bookmarkStart w:id="181" w:name="sec_barreras"/>
+    <w:bookmarkStart w:id="182" w:name="sec_barreras"/>
     <w:p>
       <w:pPr>
         <w:pStyle w:val="Heading2"/>
@@ -18256,6 +18270,7 @@
     <w:p>
       <w:pPr>
         <w:pStyle w:val="Funcionclave"/>
+        <w:keepLines/>
       </w:pPr>
       <m:oMathPara>
         <m:oMathParaPr>
@@ -18911,7 +18926,7 @@
     </w:p>
     <w:bookmarkEnd w:id="166"/>
     <w:bookmarkEnd w:id="167"/>
-    <w:bookmarkStart w:id="179" w:name="sec_compromiso_capacidad"/>
+    <w:bookmarkStart w:id="180" w:name="sec_compromiso_capacidad"/>
     <w:p>
       <w:pPr>
         <w:pStyle w:val="Heading3"/>
@@ -19081,7 +19096,7 @@
       </w:r>
     </w:p>
     <w:bookmarkEnd w:id="168"/>
-    <w:bookmarkStart w:id="176" w:name="b_modelo_7"/>
+    <w:bookmarkStart w:id="177" w:name="b_modelo_7"/>
     <w:p>
       <w:pPr>
         <w:pStyle w:val="Heading4"/>
@@ -19090,7 +19105,7 @@
         <w:t xml:space="preserve">b) Modelo</w:t>
       </w:r>
     </w:p>
-    <w:bookmarkStart w:id="169" w:name="i_supuestos_6"/>
+    <w:bookmarkStart w:id="170" w:name="i_supuestos_6"/>
     <w:p>
       <w:pPr>
         <w:pStyle w:val="Heading5"/>
@@ -19338,6 +19353,12 @@
       <w:r>
         <w:t xml:space="preserve">).</w:t>
       </w:r>
+      <w:r>
+        <w:rPr>
+          <w:rStyle w:val="FootnoteReference"/>
+        </w:rPr>
+        <w:footnoteReference w:id="169"/>
+      </w:r>
     </w:p>
     <w:p>
       <w:pPr>
@@ -19417,8 +19438,8 @@
         <w:t xml:space="preserve">3 etapas: (1) la instalada decide si invierte; (2) el entrante, que lo observa, decide si entra; (3) si ha entrado, la instalada decide si lucha o acomoda.</w:t>
       </w:r>
     </w:p>
-    <w:bookmarkEnd w:id="169"/>
-    <w:bookmarkStart w:id="174" w:name="ii_desarrollo_7"/>
+    <w:bookmarkEnd w:id="170"/>
+    <w:bookmarkStart w:id="175" w:name="ii_desarrollo_7"/>
     <w:p>
       <w:pPr>
         <w:pStyle w:val="Heading5"/>
@@ -20051,7 +20072,7 @@
         <w:t xml:space="preserve">) y el entrante no entra.</w:t>
       </w:r>
     </w:p>
-    <w:bookmarkStart w:id="173" w:name="fig_disuasion_arbol"/>
+    <w:bookmarkStart w:id="174" w:name="fig_disuasion_arbol"/>
     <w:p>
       <w:pPr>
         <w:pStyle w:val="ImageCaption"/>
@@ -20075,18 +20096,18 @@
           <wp:inline>
             <wp:extent cx="4775200" cy="2456078"/>
             <wp:effectExtent b="0" l="0" r="0" t="0"/>
-            <wp:docPr descr="Gráfico 10.– Disuasión de la entrada con un compromiso de capacidad: el juego de entrada con una etapa previa" title="" id="171" name="Picture"/>
+            <wp:docPr descr="Gráfico 10.– Disuasión de la entrada con un compromiso de capacidad: el juego de entrada con una etapa previa" title="" id="172" name="Picture"/>
             <a:graphic>
               <a:graphicData uri="http://schemas.openxmlformats.org/drawingml/2006/picture">
                 <pic:pic>
                   <pic:nvPicPr>
-                    <pic:cNvPr descr="C:\Users\vgutierrez\Documents\src\victorgutierrezmarcos.github.io-revision\oposicion\temario\fuentes\3A15\graficos/disuasion-arbol.png" id="172" name="Picture"/>
+                    <pic:cNvPr descr="C:\Users\vgutierrez\Documents\src\victorgutierrezmarcos.github.io-revision\oposicion\temario\fuentes\3A15\graficos/disuasion-arbol.png" id="173" name="Picture"/>
                     <pic:cNvPicPr>
                       <a:picLocks noChangeArrowheads="1" noChangeAspect="1"/>
                     </pic:cNvPicPr>
                   </pic:nvPicPr>
                   <pic:blipFill>
-                    <a:blip r:embed="rId170"/>
+                    <a:blip r:embed="rId171"/>
                     <a:stretch>
                       <a:fillRect/>
                     </a:stretch>
@@ -20113,7 +20134,7 @@
         </w:drawing>
       </w:r>
     </w:p>
-    <w:bookmarkEnd w:id="173"/>
+    <w:bookmarkEnd w:id="174"/>
     <w:p>
       <w:pPr>
         <w:pStyle w:val="Piedeimagen"/>
@@ -20221,8 +20242,8 @@
         <w:t xml:space="preserve">; en rojo, el ENPS.</w:t>
       </w:r>
     </w:p>
-    <w:bookmarkEnd w:id="174"/>
-    <w:bookmarkStart w:id="175" w:name="iii_implicaciones_7"/>
+    <w:bookmarkEnd w:id="175"/>
+    <w:bookmarkStart w:id="176" w:name="iii_implicaciones_7"/>
     <w:p>
       <w:pPr>
         <w:pStyle w:val="Heading5"/>
@@ -20392,9 +20413,9 @@
         <w:t xml:space="preserve">.</w:t>
       </w:r>
     </w:p>
-    <w:bookmarkEnd w:id="175"/>
     <w:bookmarkEnd w:id="176"/>
-    <w:bookmarkStart w:id="177" w:name="c_extensiones_2"/>
+    <w:bookmarkEnd w:id="177"/>
+    <w:bookmarkStart w:id="178" w:name="c_extensiones_2"/>
     <w:p>
       <w:pPr>
         <w:pStyle w:val="Heading4"/>
@@ -20552,8 +20573,8 @@
         <w:t xml:space="preserve">).</w:t>
       </w:r>
     </w:p>
-    <w:bookmarkEnd w:id="177"/>
-    <w:bookmarkStart w:id="178" w:name="d_valoraci__n_3"/>
+    <w:bookmarkEnd w:id="178"/>
+    <w:bookmarkStart w:id="179" w:name="d_valoraci__n_3"/>
     <w:p>
       <w:pPr>
         <w:pStyle w:val="Heading4"/>
@@ -20588,9 +20609,9 @@
         <w:t xml:space="preserve">un fundamento creíble, pero exige que la inversión sea hundida y observable, y que preceda a la entrada. Cuando la instalada no puede comprometerse así, le quedan otras conductas.</w:t>
       </w:r>
     </w:p>
-    <w:bookmarkEnd w:id="178"/>
     <w:bookmarkEnd w:id="179"/>
-    <w:bookmarkStart w:id="180" w:name="sec_otras_conductas"/>
+    <w:bookmarkEnd w:id="180"/>
+    <w:bookmarkStart w:id="181" w:name="sec_otras_conductas"/>
     <w:p>
       <w:pPr>
         <w:pStyle w:val="Heading3"/>
@@ -21205,9 +21226,9 @@
         <w:t xml:space="preserve">. En suma, las barreras estratégicas existen, pero tienen que ser creíbles, y la credibilidad casi siempre exige costes hundidos o información asimétrica. ¿Qué pasa, entonces, si no hay costes hundidos?</w:t>
       </w:r>
     </w:p>
-    <w:bookmarkEnd w:id="180"/>
     <w:bookmarkEnd w:id="181"/>
-    <w:bookmarkStart w:id="197" w:name="sec_impugnables"/>
+    <w:bookmarkEnd w:id="182"/>
+    <w:bookmarkStart w:id="198" w:name="sec_impugnables"/>
     <w:p>
       <w:pPr>
         <w:pStyle w:val="Heading2"/>
@@ -21222,7 +21243,7 @@
         <w:t xml:space="preserve">Los mercados impugnables</w:t>
       </w:r>
     </w:p>
-    <w:bookmarkStart w:id="182" w:name="a_idea_8"/>
+    <w:bookmarkStart w:id="183" w:name="a_idea_8"/>
     <w:p>
       <w:pPr>
         <w:pStyle w:val="Heading4"/>
@@ -21390,8 +21411,8 @@
         <w:t xml:space="preserve">): venden algo más barato mientras la instalada no reacciona y se van sin pérdidas cuando lo hace. Es la versión más extrema del argumento de la entrada.</w:t>
       </w:r>
     </w:p>
-    <w:bookmarkEnd w:id="182"/>
-    <w:bookmarkStart w:id="194" w:name="b_modelo_8"/>
+    <w:bookmarkEnd w:id="183"/>
+    <w:bookmarkStart w:id="195" w:name="b_modelo_8"/>
     <w:p>
       <w:pPr>
         <w:pStyle w:val="Heading4"/>
@@ -21400,7 +21421,7 @@
         <w:t xml:space="preserve">b) Modelo</w:t>
       </w:r>
     </w:p>
-    <w:bookmarkStart w:id="184" w:name="i_supuestos_7"/>
+    <w:bookmarkStart w:id="185" w:name="i_supuestos_7"/>
     <w:p>
       <w:pPr>
         <w:pStyle w:val="Heading5"/>
@@ -21553,7 +21574,7 @@
         <w:t xml:space="preserve">).</w:t>
       </w:r>
     </w:p>
-    <w:bookmarkStart w:id="183" w:name="tab_supuestos_impugnables"/>
+    <w:bookmarkStart w:id="184" w:name="tab_supuestos_impugnables"/>
     <w:p>
       <w:pPr>
         <w:pStyle w:val="TableCaption"/>
@@ -21582,10 +21603,12 @@
       </w:tblGrid>
       <w:tr>
         <w:trPr>
+          <w:cantSplit/>
           <w:tblHeader w:val="on"/>
         </w:trPr>
         <w:tc>
           <w:tcPr>
+            <w:shd w:val="clear" w:color="auto" w:fill="DDEBF7"/>
             <w:vAlign w:val="center"/>
           </w:tcPr>
           <w:p>
@@ -21604,6 +21627,7 @@
         </w:tc>
         <w:tc>
           <w:tcPr>
+            <w:shd w:val="clear" w:color="auto" w:fill="DDEBF7"/>
             <w:vAlign w:val="center"/>
           </w:tcPr>
           <w:p>
@@ -21622,6 +21646,7 @@
         </w:tc>
         <w:tc>
           <w:tcPr>
+            <w:shd w:val="clear" w:color="auto" w:fill="DDEBF7"/>
             <w:vAlign w:val="center"/>
           </w:tcPr>
           <w:p>
@@ -21640,6 +21665,9 @@
         </w:tc>
       </w:tr>
       <w:tr>
+        <w:trPr>
+          <w:cantSplit/>
+        </w:trPr>
         <w:tc>
           <w:tcPr>
             <w:vAlign w:val="center"/>
@@ -21704,6 +21732,9 @@
         </w:tc>
       </w:tr>
       <w:tr>
+        <w:trPr>
+          <w:cantSplit/>
+        </w:trPr>
         <w:tc>
           <w:tcPr>
             <w:vAlign w:val="center"/>
@@ -21774,6 +21805,9 @@
         </w:tc>
       </w:tr>
       <w:tr>
+        <w:trPr>
+          <w:cantSplit/>
+        </w:trPr>
         <w:tc>
           <w:tcPr>
             <w:vAlign w:val="center"/>
@@ -21844,8 +21878,12 @@
         </w:tc>
       </w:tr>
       <w:tr>
+        <w:trPr>
+          <w:cantSplit/>
+        </w:trPr>
         <w:tc>
           <w:tcPr>
+            <w:shd w:val="clear" w:color="auto" w:fill="FBE4D5"/>
             <w:vAlign w:val="center"/>
           </w:tcPr>
           <w:p>
@@ -21865,6 +21903,7 @@
         </w:tc>
         <w:tc>
           <w:tcPr>
+            <w:shd w:val="clear" w:color="auto" w:fill="FBE4D5"/>
             <w:vAlign w:val="center"/>
           </w:tcPr>
           <w:p>
@@ -21883,6 +21922,7 @@
         </w:tc>
         <w:tc>
           <w:tcPr>
+            <w:shd w:val="clear" w:color="auto" w:fill="FBE4D5"/>
             <w:vAlign w:val="center"/>
           </w:tcPr>
           <w:p>
@@ -21911,8 +21951,12 @@
         </w:tc>
       </w:tr>
       <w:tr>
+        <w:trPr>
+          <w:cantSplit/>
+        </w:trPr>
         <w:tc>
           <w:tcPr>
+            <w:shd w:val="clear" w:color="auto" w:fill="FBE4D5"/>
             <w:vAlign w:val="center"/>
           </w:tcPr>
           <w:p>
@@ -21932,6 +21976,7 @@
         </w:tc>
         <w:tc>
           <w:tcPr>
+            <w:shd w:val="clear" w:color="auto" w:fill="FBE4D5"/>
             <w:vAlign w:val="center"/>
           </w:tcPr>
           <w:p>
@@ -21950,6 +21995,7 @@
         </w:tc>
         <w:tc>
           <w:tcPr>
+            <w:shd w:val="clear" w:color="auto" w:fill="FBE4D5"/>
             <w:vAlign w:val="center"/>
           </w:tcPr>
           <w:p>
@@ -22048,6 +22094,9 @@
         </w:tc>
       </w:tr>
       <w:tr>
+        <w:trPr>
+          <w:cantSplit/>
+        </w:trPr>
         <w:tc>
           <w:tcPr>
             <w:vAlign w:val="center"/>
@@ -22101,7 +22150,7 @@
         </w:tc>
       </w:tr>
     </w:tbl>
-    <w:bookmarkEnd w:id="183"/>
+    <w:bookmarkEnd w:id="184"/>
     <w:p>
       <w:pPr>
         <w:pStyle w:val="BodyText"/>
@@ -22249,8 +22298,8 @@
         <w:t xml:space="preserve">.</w:t>
       </w:r>
     </w:p>
-    <w:bookmarkEnd w:id="184"/>
-    <w:bookmarkStart w:id="191" w:name="ii_desarrollo_8"/>
+    <w:bookmarkEnd w:id="185"/>
+    <w:bookmarkStart w:id="192" w:name="ii_desarrollo_8"/>
     <w:p>
       <w:pPr>
         <w:pStyle w:val="Heading5"/>
@@ -22531,11 +22580,12 @@
         <w:t xml:space="preserve">En un mercado perfectamente impugnable, el equilibrio tiene que ser una configuración sostenible, y solo lo son las que cumplen</w:t>
       </w:r>
     </w:p>
-    <w:bookmarkStart w:id="185" w:name="eq_sostenible"/>
-    <w:bookmarkEnd w:id="185"/>
+    <w:bookmarkStart w:id="186" w:name="eq_sostenible"/>
+    <w:bookmarkEnd w:id="186"/>
     <w:p>
       <w:pPr>
         <w:pStyle w:val="Funcionclave"/>
+        <w:keepLines/>
       </w:pPr>
       <m:oMathPara>
         <m:oMathParaPr>
@@ -23225,7 +23275,7 @@
       <w:r>
         <w:t xml:space="preserve"> </w:t>
       </w:r>
-      <w:hyperlink r:id="rId186">
+      <w:hyperlink r:id="rId187">
         <w:r>
           <w:rPr>
             <w:rStyle w:val="Referenciaatema"/>
@@ -23308,7 +23358,7 @@
         <w:t xml:space="preserve">.</w:t>
       </w:r>
     </w:p>
-    <w:bookmarkStart w:id="190" w:name="fig_impugnables"/>
+    <w:bookmarkStart w:id="191" w:name="fig_impugnables"/>
     <w:p>
       <w:pPr>
         <w:pStyle w:val="ImageCaption"/>
@@ -23332,18 +23382,18 @@
           <wp:inline>
             <wp:extent cx="3581400" cy="2208577"/>
             <wp:effectExtent b="0" l="0" r="0" t="0"/>
-            <wp:docPr descr="Gráfico 11.– Monopolio natural en un mercado impugnable: la amenaza de entrada lleva el precio al coste medio" title="" id="188" name="Picture"/>
+            <wp:docPr descr="Gráfico 11.– Monopolio natural en un mercado impugnable: la amenaza de entrada lleva el precio al coste medio" title="" id="189" name="Picture"/>
             <a:graphic>
               <a:graphicData uri="http://schemas.openxmlformats.org/drawingml/2006/picture">
                 <pic:pic>
                   <pic:nvPicPr>
-                    <pic:cNvPr descr="C:\Users\vgutierrez\Documents\src\victorgutierrezmarcos.github.io-revision\oposicion\temario\fuentes\3A15\graficos/impugnables.png" id="189" name="Picture"/>
+                    <pic:cNvPr descr="C:\Users\vgutierrez\Documents\src\victorgutierrezmarcos.github.io-revision\oposicion\temario\fuentes\3A15\graficos/impugnables.png" id="190" name="Picture"/>
                     <pic:cNvPicPr>
                       <a:picLocks noChangeArrowheads="1" noChangeAspect="1"/>
                     </pic:cNvPicPr>
                   </pic:nvPicPr>
                   <pic:blipFill>
-                    <a:blip r:embed="rId187"/>
+                    <a:blip r:embed="rId188"/>
                     <a:stretch>
                       <a:fillRect/>
                     </a:stretch>
@@ -23370,7 +23420,7 @@
         </w:drawing>
       </w:r>
     </w:p>
-    <w:bookmarkEnd w:id="190"/>
+    <w:bookmarkEnd w:id="191"/>
     <w:p>
       <w:pPr>
         <w:pStyle w:val="Piedeimagen"/>
@@ -23435,8 +23485,8 @@
         <w:t xml:space="preserve">.</w:t>
       </w:r>
     </w:p>
-    <w:bookmarkEnd w:id="191"/>
-    <w:bookmarkStart w:id="193" w:name="iii_implicaciones_8"/>
+    <w:bookmarkEnd w:id="192"/>
+    <w:bookmarkStart w:id="194" w:name="iii_implicaciones_8"/>
     <w:p>
       <w:pPr>
         <w:pStyle w:val="Heading5"/>
@@ -23561,7 +23611,7 @@
       <w:r>
         <w:t xml:space="preserve"> </w:t>
       </w:r>
-      <w:hyperlink r:id="rId192">
+      <w:hyperlink r:id="rId193">
         <w:r>
           <w:rPr>
             <w:rStyle w:val="Referenciaatema"/>
@@ -23573,9 +23623,9 @@
         <w:t xml:space="preserve">.</w:t>
       </w:r>
     </w:p>
-    <w:bookmarkEnd w:id="193"/>
     <w:bookmarkEnd w:id="194"/>
-    <w:bookmarkStart w:id="195" w:name="c_evidencia_emp__rica_2"/>
+    <w:bookmarkEnd w:id="195"/>
+    <w:bookmarkStart w:id="196" w:name="c_evidencia_emp__rica_2"/>
     <w:p>
       <w:pPr>
         <w:pStyle w:val="Heading4"/>
@@ -23745,8 +23795,8 @@
         <w:t xml:space="preserve">.</w:t>
       </w:r>
     </w:p>
-    <w:bookmarkEnd w:id="195"/>
-    <w:bookmarkStart w:id="196" w:name="d_valoraci__n_4"/>
+    <w:bookmarkEnd w:id="196"/>
+    <w:bookmarkStart w:id="197" w:name="d_valoraci__n_4"/>
     <w:p>
       <w:pPr>
         <w:pStyle w:val="Heading4"/>
@@ -24053,9 +24103,9 @@
         <w:t xml:space="preserve">, sino en servir de punto de referencia: dice qué hay que mirar (los costes hundidos y la velocidad de reacción de las instaladas) y qué política funciona (reducirlos). Para analizar lo que pasa cuando no se cumplen sus supuestos hacen falta la teoría de juegos y los datos: la Nueva TOI.</w:t>
       </w:r>
     </w:p>
-    <w:bookmarkEnd w:id="196"/>
     <w:bookmarkEnd w:id="197"/>
-    <w:bookmarkStart w:id="199" w:name="sec_nueva_toi"/>
+    <w:bookmarkEnd w:id="198"/>
+    <w:bookmarkStart w:id="200" w:name="sec_nueva_toi"/>
     <w:p>
       <w:pPr>
         <w:pStyle w:val="Heading2"/>
@@ -24482,7 +24532,7 @@
           <m:t>/</m:t>
         </m:r>
         <m:r>
-          <m:t>J</m:t>
+          <m:t>n</m:t>
         </m:r>
       </m:oMath>
       <w:r>
@@ -24560,7 +24610,7 @@
         <w:rPr>
           <w:rStyle w:val="FootnoteReference"/>
         </w:rPr>
-        <w:footnoteReference w:id="198"/>
+        <w:footnoteReference w:id="199"/>
       </w:r>
     </w:p>
     <w:p>
@@ -25457,9 +25507,9 @@
         <w:t xml:space="preserve">, en la regulación. Las barreras a la entrada resuelven el debate: el poder de mercado dura si entrar exige costes hundidos o si las instaladas pueden comprometerse de forma creíble; sin costes hundidos, la amenaza de entrada basta, aunque haya una sola empresa.</w:t>
       </w:r>
     </w:p>
-    <w:bookmarkEnd w:id="199"/>
     <w:bookmarkEnd w:id="200"/>
-    <w:bookmarkStart w:id="202" w:name="conclusi__n"/>
+    <w:bookmarkEnd w:id="201"/>
+    <w:bookmarkStart w:id="203" w:name="conclusi__n"/>
     <w:p>
       <w:pPr>
         <w:pStyle w:val="Heading1"/>
@@ -25734,7 +25784,7 @@
       <w:r>
         <w:t xml:space="preserve"> </w:t>
       </w:r>
-      <w:hyperlink r:id="rId201">
+      <w:hyperlink r:id="rId202">
         <w:r>
           <w:rPr>
             <w:rStyle w:val="Referenciaatema"/>
@@ -25909,8 +25959,8 @@
         </w:sectPr>
       </w:pPr>
     </w:p>
-    <w:bookmarkEnd w:id="202"/>
-    <w:bookmarkStart w:id="203" w:name="anexo_austriaca"/>
+    <w:bookmarkEnd w:id="203"/>
+    <w:bookmarkStart w:id="204" w:name="anexo_austriaca"/>
     <w:p>
       <w:pPr>
         <w:pStyle w:val="Heading1"/>
@@ -26314,8 +26364,8 @@
         <w:t xml:space="preserve">).</w:t>
       </w:r>
     </w:p>
-    <w:bookmarkEnd w:id="203"/>
-    <w:bookmarkStart w:id="209" w:name="anexo_derivaciones"/>
+    <w:bookmarkEnd w:id="204"/>
+    <w:bookmarkStart w:id="210" w:name="anexo_derivaciones"/>
     <w:p>
       <w:pPr>
         <w:pStyle w:val="Heading1"/>
@@ -26324,7 +26374,7 @@
         <w:t xml:space="preserve">B. Anexo: derivaciones</w:t>
       </w:r>
     </w:p>
-    <w:bookmarkStart w:id="204" w:name="anexo_baumol"/>
+    <w:bookmarkStart w:id="205" w:name="anexo_baumol"/>
     <w:p>
       <w:pPr>
         <w:pStyle w:val="Heading2"/>
@@ -27299,8 +27349,8 @@
         <w:t xml:space="preserve">, porque el coste fijo no altera el coste marginal. ∎</w:t>
       </w:r>
     </w:p>
-    <w:bookmarkEnd w:id="204"/>
-    <w:bookmarkStart w:id="205" w:name="anexo_riordan_williamson"/>
+    <w:bookmarkEnd w:id="205"/>
+    <w:bookmarkStart w:id="206" w:name="anexo_riordan_williamson"/>
     <w:p>
       <w:pPr>
         <w:pStyle w:val="Heading2"/>
@@ -27859,8 +27909,8 @@
         <w:t xml:space="preserve">. ∎</w:t>
       </w:r>
     </w:p>
-    <w:bookmarkEnd w:id="205"/>
-    <w:bookmarkStart w:id="206" w:name="anexo_ghm"/>
+    <w:bookmarkEnd w:id="206"/>
+    <w:bookmarkStart w:id="207" w:name="anexo_ghm"/>
     <w:p>
       <w:pPr>
         <w:pStyle w:val="Heading2"/>
@@ -28975,8 +29025,8 @@
         <w:t xml:space="preserve">. ∎</w:t>
       </w:r>
     </w:p>
-    <w:bookmarkEnd w:id="206"/>
-    <w:bookmarkStart w:id="207" w:name="anexo_cowling_waterson"/>
+    <w:bookmarkEnd w:id="207"/>
+    <w:bookmarkStart w:id="208" w:name="anexo_cowling_waterson"/>
     <w:p>
       <w:pPr>
         <w:pStyle w:val="Heading2"/>
@@ -29412,10 +29462,35 @@
             <m:rPr>
               <m:sty m:val="p"/>
             </m:rPr>
-            <m:t>.</m:t>
+            <m:t>,</m:t>
           </m:r>
         </m:oMath>
       </m:oMathPara>
+    </w:p>
+    <w:p>
+      <w:pPr>
+        <w:numPr>
+          <w:ilvl w:val="0"/>
+          <w:numId w:val="1000"/>
+        </w:numPr>
+      </w:pPr>
+      <w:r>
+        <w:t xml:space="preserve">donde la elasticidad lleva</w:t>
+      </w:r>
+      <w:r>
+        <w:t xml:space="preserve"> </w:t>
+      </w:r>
+      <m:oMath>
+        <m:r>
+          <m:t>Q</m:t>
+        </m:r>
+      </m:oMath>
+      <w:r>
+        <w:t xml:space="preserve"> </w:t>
+      </w:r>
+      <w:r>
+        <w:t xml:space="preserve">porque es la de la demanda de toda la industria, no la de cada empresa.</w:t>
+      </w:r>
     </w:p>
     <w:p>
       <w:pPr>
@@ -29745,8 +29820,8 @@
         <w:t xml:space="preserve">. ∎</w:t>
       </w:r>
     </w:p>
-    <w:bookmarkEnd w:id="207"/>
-    <w:bookmarkStart w:id="208" w:name="anexo_impugnable"/>
+    <w:bookmarkEnd w:id="208"/>
+    <w:bookmarkStart w:id="209" w:name="anexo_impugnable"/>
     <w:p>
       <w:pPr>
         <w:pStyle w:val="Heading2"/>
@@ -30515,9 +30590,9 @@
         <w:t xml:space="preserve">. ∎</w:t>
       </w:r>
     </w:p>
-    <w:bookmarkEnd w:id="208"/>
     <w:bookmarkEnd w:id="209"/>
-    <w:bookmarkStart w:id="211" w:name="anexo_taxonomia"/>
+    <w:bookmarkEnd w:id="210"/>
+    <w:bookmarkStart w:id="212" w:name="anexo_taxonomia"/>
     <w:p>
       <w:pPr>
         <w:pStyle w:val="Heading1"/>
@@ -30688,7 +30763,7 @@
         <w:t xml:space="preserve">).</w:t>
       </w:r>
     </w:p>
-    <w:bookmarkStart w:id="210" w:name="tab_taxonomia"/>
+    <w:bookmarkStart w:id="211" w:name="tab_taxonomia"/>
     <w:p>
       <w:pPr>
         <w:pStyle w:val="TableCaption"/>
@@ -30717,6 +30792,7 @@
       </w:tblGrid>
       <w:tr>
         <w:trPr>
+          <w:cantSplit/>
           <w:tblHeader w:val="on"/>
         </w:trPr>
         <w:tc>
@@ -30727,6 +30803,7 @@
         </w:tc>
         <w:tc>
           <w:tcPr>
+            <w:shd w:val="clear" w:color="auto" w:fill="DDEBF7"/>
             <w:vAlign w:val="center"/>
           </w:tcPr>
           <w:p>
@@ -30745,6 +30822,7 @@
         </w:tc>
         <w:tc>
           <w:tcPr>
+            <w:shd w:val="clear" w:color="auto" w:fill="DDEBF7"/>
             <w:vAlign w:val="center"/>
           </w:tcPr>
           <w:p>
@@ -30763,6 +30841,9 @@
         </w:tc>
       </w:tr>
       <w:tr>
+        <w:trPr>
+          <w:cantSplit/>
+        </w:trPr>
         <w:tc>
           <w:tcPr>
             <w:vAlign w:val="center"/>
@@ -30863,6 +30944,9 @@
         </w:tc>
       </w:tr>
       <w:tr>
+        <w:trPr>
+          <w:cantSplit/>
+        </w:trPr>
         <w:tc>
           <w:tcPr>
             <w:vAlign w:val="center"/>
@@ -30931,6 +31015,9 @@
         </w:tc>
       </w:tr>
       <w:tr>
+        <w:trPr>
+          <w:cantSplit/>
+        </w:trPr>
         <w:tc>
           <w:tcPr>
             <w:vAlign w:val="center"/>
@@ -31031,7 +31118,7 @@
         </w:tc>
       </w:tr>
     </w:tbl>
-    <w:bookmarkEnd w:id="210"/>
+    <w:bookmarkEnd w:id="211"/>
     <w:p>
       <w:pPr>
         <w:pStyle w:val="BodyText"/>
@@ -31186,8 +31273,8 @@
         <w:t xml:space="preserve">.</w:t>
       </w:r>
     </w:p>
-    <w:bookmarkEnd w:id="211"/>
-    <w:bookmarkStart w:id="212" w:name="anexo_gobierno_corporativo"/>
+    <w:bookmarkEnd w:id="212"/>
+    <w:bookmarkStart w:id="213" w:name="anexo_gobierno_corporativo"/>
     <w:p>
       <w:pPr>
         <w:pStyle w:val="Heading1"/>
@@ -31600,8 +31687,8 @@
         <w:t xml:space="preserve">.</w:t>
       </w:r>
     </w:p>
-    <w:bookmarkEnd w:id="212"/>
-    <w:bookmarkStart w:id="213" w:name="anexo_plataformas"/>
+    <w:bookmarkEnd w:id="213"/>
+    <w:bookmarkStart w:id="214" w:name="anexo_plataformas"/>
     <w:p>
       <w:pPr>
         <w:pStyle w:val="Heading1"/>
@@ -31989,8 +32076,8 @@
         <w:t xml:space="preserve">.</w:t>
       </w:r>
     </w:p>
-    <w:bookmarkEnd w:id="213"/>
-    <w:bookmarkStart w:id="215" w:name="anexo_test"/>
+    <w:bookmarkEnd w:id="214"/>
+    <w:bookmarkStart w:id="216" w:name="anexo_test"/>
     <w:p>
       <w:pPr>
         <w:pStyle w:val="Heading1"/>
@@ -32394,7 +32481,7 @@
       <w:r>
         <w:t xml:space="preserve"> </w:t>
       </w:r>
-      <w:hyperlink r:id="rId214">
+      <w:hyperlink r:id="rId215">
         <w:r>
           <w:rPr>
             <w:rStyle w:val="Hyperlink"/>
@@ -32421,8 +32508,8 @@
         </w:sectPr>
       </w:pPr>
     </w:p>
-    <w:bookmarkEnd w:id="215"/>
-    <w:bookmarkStart w:id="482" w:name="bibliografia"/>
+    <w:bookmarkEnd w:id="216"/>
+    <w:bookmarkStart w:id="483" w:name="bibliografia"/>
     <w:p>
       <w:pPr>
         <w:pStyle w:val="Heading1"/>
@@ -32431,8 +32518,8 @@
         <w:t xml:space="preserve">Bibliografía</w:t>
       </w:r>
     </w:p>
-    <w:bookmarkStart w:id="481" w:name="refs"/>
-    <w:bookmarkStart w:id="217" w:name="ref_AghionTirole1997Formal"/>
+    <w:bookmarkStart w:id="482" w:name="refs"/>
+    <w:bookmarkStart w:id="218" w:name="ref_AghionTirole1997Formal"/>
     <w:p>
       <w:pPr>
         <w:pStyle w:val="Bibliography"/>
@@ -32468,7 +32555,7 @@
       <w:r>
         <w:t xml:space="preserve"> </w:t>
       </w:r>
-      <w:hyperlink r:id="rId216">
+      <w:hyperlink r:id="rId217">
         <w:r>
           <w:rPr>
             <w:rStyle w:val="Hyperlink"/>
@@ -32480,8 +32567,8 @@
         <w:t xml:space="preserve">.</w:t>
       </w:r>
     </w:p>
-    <w:bookmarkEnd w:id="217"/>
-    <w:bookmarkStart w:id="219" w:name="ref_AlchianDemsetz1972Production"/>
+    <w:bookmarkEnd w:id="218"/>
+    <w:bookmarkStart w:id="220" w:name="ref_AlchianDemsetz1972Production"/>
     <w:p>
       <w:pPr>
         <w:pStyle w:val="Bibliography"/>
@@ -32517,7 +32604,7 @@
       <w:r>
         <w:t xml:space="preserve"> </w:t>
       </w:r>
-      <w:hyperlink r:id="rId218">
+      <w:hyperlink r:id="rId219">
         <w:r>
           <w:rPr>
             <w:rStyle w:val="Hyperlink"/>
@@ -32529,8 +32616,8 @@
         <w:t xml:space="preserve">.</w:t>
       </w:r>
     </w:p>
-    <w:bookmarkEnd w:id="219"/>
-    <w:bookmarkStart w:id="221" w:name="ref_AreedaTurner1975Predatory"/>
+    <w:bookmarkEnd w:id="220"/>
+    <w:bookmarkStart w:id="222" w:name="ref_AreedaTurner1975Predatory"/>
     <w:p>
       <w:pPr>
         <w:pStyle w:val="Bibliography"/>
@@ -32566,7 +32653,7 @@
       <w:r>
         <w:t xml:space="preserve"> </w:t>
       </w:r>
-      <w:hyperlink r:id="rId220">
+      <w:hyperlink r:id="rId221">
         <w:r>
           <w:rPr>
             <w:rStyle w:val="Hyperlink"/>
@@ -32578,8 +32665,8 @@
         <w:t xml:space="preserve">.</w:t>
       </w:r>
     </w:p>
-    <w:bookmarkEnd w:id="221"/>
-    <w:bookmarkStart w:id="223" w:name="ref_Armstrong2006Competition"/>
+    <w:bookmarkEnd w:id="222"/>
+    <w:bookmarkStart w:id="224" w:name="ref_Armstrong2006Competition"/>
     <w:p>
       <w:pPr>
         <w:pStyle w:val="Bibliography"/>
@@ -32615,7 +32702,7 @@
       <w:r>
         <w:t xml:space="preserve"> </w:t>
       </w:r>
-      <w:hyperlink r:id="rId222">
+      <w:hyperlink r:id="rId223">
         <w:r>
           <w:rPr>
             <w:rStyle w:val="Hyperlink"/>
@@ -32627,8 +32714,8 @@
         <w:t xml:space="preserve">.</w:t>
       </w:r>
     </w:p>
-    <w:bookmarkEnd w:id="223"/>
-    <w:bookmarkStart w:id="224" w:name="ref_Arrow1962Economic"/>
+    <w:bookmarkEnd w:id="224"/>
+    <w:bookmarkStart w:id="225" w:name="ref_Arrow1962Economic"/>
     <w:p>
       <w:pPr>
         <w:pStyle w:val="Bibliography"/>
@@ -32659,8 +32746,8 @@
         <w:t xml:space="preserve">, 609-26. Princeton: Princeton University Press.</w:t>
       </w:r>
     </w:p>
-    <w:bookmarkEnd w:id="224"/>
-    <w:bookmarkStart w:id="226" w:name="ref_AutorEtAl2020Fall"/>
+    <w:bookmarkEnd w:id="225"/>
+    <w:bookmarkStart w:id="227" w:name="ref_AutorEtAl2020Fall"/>
     <w:p>
       <w:pPr>
         <w:pStyle w:val="Bibliography"/>
@@ -32696,7 +32783,7 @@
       <w:r>
         <w:t xml:space="preserve"> </w:t>
       </w:r>
-      <w:hyperlink r:id="rId225">
+      <w:hyperlink r:id="rId226">
         <w:r>
           <w:rPr>
             <w:rStyle w:val="Hyperlink"/>
@@ -32708,8 +32795,8 @@
         <w:t xml:space="preserve">.</w:t>
       </w:r>
     </w:p>
-    <w:bookmarkEnd w:id="226"/>
-    <w:bookmarkStart w:id="228" w:name="ref_Axtell2001Zipf"/>
+    <w:bookmarkEnd w:id="227"/>
+    <w:bookmarkStart w:id="229" w:name="ref_Axtell2001Zipf"/>
     <w:p>
       <w:pPr>
         <w:pStyle w:val="Bibliography"/>
@@ -32745,7 +32832,7 @@
       <w:r>
         <w:t xml:space="preserve"> </w:t>
       </w:r>
-      <w:hyperlink r:id="rId227">
+      <w:hyperlink r:id="rId228">
         <w:r>
           <w:rPr>
             <w:rStyle w:val="Hyperlink"/>
@@ -32757,8 +32844,8 @@
         <w:t xml:space="preserve">.</w:t>
       </w:r>
     </w:p>
-    <w:bookmarkEnd w:id="228"/>
-    <w:bookmarkStart w:id="230" w:name="ref_BaileyBaumol1984Deregulation"/>
+    <w:bookmarkEnd w:id="229"/>
+    <w:bookmarkStart w:id="231" w:name="ref_BaileyBaumol1984Deregulation"/>
     <w:p>
       <w:pPr>
         <w:pStyle w:val="Bibliography"/>
@@ -32794,7 +32881,7 @@
       <w:r>
         <w:t xml:space="preserve"> </w:t>
       </w:r>
-      <w:hyperlink r:id="rId229">
+      <w:hyperlink r:id="rId230">
         <w:r>
           <w:rPr>
             <w:rStyle w:val="Hyperlink"/>
@@ -32806,8 +32893,8 @@
         <w:t xml:space="preserve">.</w:t>
       </w:r>
     </w:p>
-    <w:bookmarkEnd w:id="230"/>
-    <w:bookmarkStart w:id="232" w:name="ref_BaileyPanzar1981Contestability"/>
+    <w:bookmarkEnd w:id="231"/>
+    <w:bookmarkStart w:id="233" w:name="ref_BaileyPanzar1981Contestability"/>
     <w:p>
       <w:pPr>
         <w:pStyle w:val="Bibliography"/>
@@ -32843,7 +32930,7 @@
       <w:r>
         <w:t xml:space="preserve"> </w:t>
       </w:r>
-      <w:hyperlink r:id="rId231">
+      <w:hyperlink r:id="rId232">
         <w:r>
           <w:rPr>
             <w:rStyle w:val="Hyperlink"/>
@@ -32855,8 +32942,8 @@
         <w:t xml:space="preserve">.</w:t>
       </w:r>
     </w:p>
-    <w:bookmarkEnd w:id="232"/>
-    <w:bookmarkStart w:id="233" w:name="ref_Bain1949Note"/>
+    <w:bookmarkEnd w:id="233"/>
+    <w:bookmarkStart w:id="234" w:name="ref_Bain1949Note"/>
     <w:p>
       <w:pPr>
         <w:pStyle w:val="Bibliography"/>
@@ -32890,8 +32977,8 @@
         <w:t xml:space="preserve">39 (2): 448-64.</w:t>
       </w:r>
     </w:p>
-    <w:bookmarkEnd w:id="233"/>
-    <w:bookmarkStart w:id="235" w:name="ref_Bain1951Relation"/>
+    <w:bookmarkEnd w:id="234"/>
+    <w:bookmarkStart w:id="236" w:name="ref_Bain1951Relation"/>
     <w:p>
       <w:pPr>
         <w:pStyle w:val="Bibliography"/>
@@ -32927,7 +33014,7 @@
       <w:r>
         <w:t xml:space="preserve"> </w:t>
       </w:r>
-      <w:hyperlink r:id="rId234">
+      <w:hyperlink r:id="rId235">
         <w:r>
           <w:rPr>
             <w:rStyle w:val="Hyperlink"/>
@@ -32939,8 +33026,8 @@
         <w:t xml:space="preserve">.</w:t>
       </w:r>
     </w:p>
-    <w:bookmarkEnd w:id="235"/>
-    <w:bookmarkStart w:id="237" w:name="ref_Bain1956Barriers"/>
+    <w:bookmarkEnd w:id="236"/>
+    <w:bookmarkStart w:id="238" w:name="ref_Bain1956Barriers"/>
     <w:p>
       <w:pPr>
         <w:pStyle w:val="Bibliography"/>
@@ -32964,7 +33051,7 @@
       <w:r>
         <w:t xml:space="preserve"> </w:t>
       </w:r>
-      <w:hyperlink r:id="rId236">
+      <w:hyperlink r:id="rId237">
         <w:r>
           <w:rPr>
             <w:rStyle w:val="Hyperlink"/>
@@ -32976,8 +33063,8 @@
         <w:t xml:space="preserve">.</w:t>
       </w:r>
     </w:p>
-    <w:bookmarkEnd w:id="237"/>
-    <w:bookmarkStart w:id="238" w:name="ref_Bain1959Industrial"/>
+    <w:bookmarkEnd w:id="238"/>
+    <w:bookmarkStart w:id="239" w:name="ref_Bain1959Industrial"/>
     <w:p>
       <w:pPr>
         <w:pStyle w:val="Bibliography"/>
@@ -32999,8 +33086,8 @@
         <w:t xml:space="preserve">. Nueva York: Wiley.</w:t>
       </w:r>
     </w:p>
-    <w:bookmarkEnd w:id="238"/>
-    <w:bookmarkStart w:id="239" w:name="ref_BakerHubbard2003Make"/>
+    <w:bookmarkEnd w:id="239"/>
+    <w:bookmarkStart w:id="240" w:name="ref_BakerHubbard2003Make"/>
     <w:p>
       <w:pPr>
         <w:pStyle w:val="Bibliography"/>
@@ -33034,8 +33121,8 @@
         <w:t xml:space="preserve">93 (3): 551-72.</w:t>
       </w:r>
     </w:p>
-    <w:bookmarkEnd w:id="239"/>
-    <w:bookmarkStart w:id="241" w:name="ref_Baumol1958Theory"/>
+    <w:bookmarkEnd w:id="240"/>
+    <w:bookmarkStart w:id="242" w:name="ref_Baumol1958Theory"/>
     <w:p>
       <w:pPr>
         <w:pStyle w:val="Bibliography"/>
@@ -33071,7 +33158,7 @@
       <w:r>
         <w:t xml:space="preserve"> </w:t>
       </w:r>
-      <w:hyperlink r:id="rId240">
+      <w:hyperlink r:id="rId241">
         <w:r>
           <w:rPr>
             <w:rStyle w:val="Hyperlink"/>
@@ -33083,8 +33170,8 @@
         <w:t xml:space="preserve">.</w:t>
       </w:r>
     </w:p>
-    <w:bookmarkEnd w:id="241"/>
-    <w:bookmarkStart w:id="242" w:name="ref_Baumol1959Business"/>
+    <w:bookmarkEnd w:id="242"/>
+    <w:bookmarkStart w:id="243" w:name="ref_Baumol1959Business"/>
     <w:p>
       <w:pPr>
         <w:pStyle w:val="Bibliography"/>
@@ -33106,8 +33193,8 @@
         <w:t xml:space="preserve">. Nueva York: Macmillan.</w:t>
       </w:r>
     </w:p>
-    <w:bookmarkEnd w:id="242"/>
-    <w:bookmarkStart w:id="243" w:name="ref_Baumol1977Proper"/>
+    <w:bookmarkEnd w:id="243"/>
+    <w:bookmarkStart w:id="244" w:name="ref_Baumol1977Proper"/>
     <w:p>
       <w:pPr>
         <w:pStyle w:val="Bibliography"/>
@@ -33141,8 +33228,8 @@
         <w:t xml:space="preserve">67 (5): 809-22.</w:t>
       </w:r>
     </w:p>
-    <w:bookmarkEnd w:id="243"/>
-    <w:bookmarkStart w:id="245" w:name="ref_Baumol1982Contestable"/>
+    <w:bookmarkEnd w:id="244"/>
+    <w:bookmarkStart w:id="246" w:name="ref_Baumol1982Contestable"/>
     <w:p>
       <w:pPr>
         <w:pStyle w:val="Bibliography"/>
@@ -33178,7 +33265,7 @@
       <w:r>
         <w:t xml:space="preserve"> </w:t>
       </w:r>
-      <w:hyperlink r:id="rId244">
+      <w:hyperlink r:id="rId245">
         <w:r>
           <w:rPr>
             <w:rStyle w:val="Hyperlink"/>
@@ -33190,8 +33277,8 @@
         <w:t xml:space="preserve">.</w:t>
       </w:r>
     </w:p>
-    <w:bookmarkEnd w:id="245"/>
-    <w:bookmarkStart w:id="246" w:name="ref_BaumolBaileyWillig1977Weak"/>
+    <w:bookmarkEnd w:id="246"/>
+    <w:bookmarkStart w:id="247" w:name="ref_BaumolBaileyWillig1977Weak"/>
     <w:p>
       <w:pPr>
         <w:pStyle w:val="Bibliography"/>
@@ -33225,8 +33312,8 @@
         <w:t xml:space="preserve">67 (3): 350-65.</w:t>
       </w:r>
     </w:p>
-    <w:bookmarkEnd w:id="246"/>
-    <w:bookmarkStart w:id="247" w:name="ref_BaumolPanzarWillig1982Contestable"/>
+    <w:bookmarkEnd w:id="247"/>
+    <w:bookmarkStart w:id="248" w:name="ref_BaumolPanzarWillig1982Contestable"/>
     <w:p>
       <w:pPr>
         <w:pStyle w:val="Bibliography"/>
@@ -33248,8 +33335,8 @@
         <w:t xml:space="preserve">. Nueva York: Harcourt Brace Jovanovich.</w:t>
       </w:r>
     </w:p>
-    <w:bookmarkEnd w:id="247"/>
-    <w:bookmarkStart w:id="249" w:name="ref_BaumolPanzarWillig1983Reply"/>
+    <w:bookmarkEnd w:id="248"/>
+    <w:bookmarkStart w:id="250" w:name="ref_BaumolPanzarWillig1983Reply"/>
     <w:p>
       <w:pPr>
         <w:pStyle w:val="Bibliography"/>
@@ -33285,7 +33372,7 @@
       <w:r>
         <w:t xml:space="preserve"> </w:t>
       </w:r>
-      <w:hyperlink r:id="rId248">
+      <w:hyperlink r:id="rId249">
         <w:r>
           <w:rPr>
             <w:rStyle w:val="Hyperlink"/>
@@ -33297,8 +33384,8 @@
         <w:t xml:space="preserve">.</w:t>
       </w:r>
     </w:p>
-    <w:bookmarkEnd w:id="249"/>
-    <w:bookmarkStart w:id="250" w:name="ref_BerleMeans1932Modern"/>
+    <w:bookmarkEnd w:id="250"/>
+    <w:bookmarkStart w:id="251" w:name="ref_BerleMeans1932Modern"/>
     <w:p>
       <w:pPr>
         <w:pStyle w:val="Bibliography"/>
@@ -33320,8 +33407,8 @@
         <w:t xml:space="preserve">. Nueva York: Macmillan.</w:t>
       </w:r>
     </w:p>
-    <w:bookmarkEnd w:id="250"/>
-    <w:bookmarkStart w:id="252" w:name="ref_Bresnahan1982Oligopoly"/>
+    <w:bookmarkEnd w:id="251"/>
+    <w:bookmarkStart w:id="253" w:name="ref_Bresnahan1982Oligopoly"/>
     <w:p>
       <w:pPr>
         <w:pStyle w:val="Bibliography"/>
@@ -33357,7 +33444,7 @@
       <w:r>
         <w:t xml:space="preserve"> </w:t>
       </w:r>
-      <w:hyperlink r:id="rId251">
+      <w:hyperlink r:id="rId252">
         <w:r>
           <w:rPr>
             <w:rStyle w:val="Hyperlink"/>
@@ -33369,8 +33456,8 @@
         <w:t xml:space="preserve">.</w:t>
       </w:r>
     </w:p>
-    <w:bookmarkEnd w:id="252"/>
-    <w:bookmarkStart w:id="254" w:name="ref_Bresnahan1989Empirical"/>
+    <w:bookmarkEnd w:id="253"/>
+    <w:bookmarkStart w:id="255" w:name="ref_Bresnahan1989Empirical"/>
     <w:p>
       <w:pPr>
         <w:pStyle w:val="Bibliography"/>
@@ -33403,7 +33490,7 @@
       <w:r>
         <w:t xml:space="preserve"> </w:t>
       </w:r>
-      <w:hyperlink r:id="rId253">
+      <w:hyperlink r:id="rId254">
         <w:r>
           <w:rPr>
             <w:rStyle w:val="Hyperlink"/>
@@ -33415,8 +33502,8 @@
         <w:t xml:space="preserve">.</w:t>
       </w:r>
     </w:p>
-    <w:bookmarkEnd w:id="254"/>
-    <w:bookmarkStart w:id="256" w:name="ref_CasadesusMasanellSpulber2000Fable"/>
+    <w:bookmarkEnd w:id="255"/>
+    <w:bookmarkStart w:id="257" w:name="ref_CasadesusMasanellSpulber2000Fable"/>
     <w:p>
       <w:pPr>
         <w:pStyle w:val="Bibliography"/>
@@ -33452,7 +33539,7 @@
       <w:r>
         <w:t xml:space="preserve"> </w:t>
       </w:r>
-      <w:hyperlink r:id="rId255">
+      <w:hyperlink r:id="rId256">
         <w:r>
           <w:rPr>
             <w:rStyle w:val="Hyperlink"/>
@@ -33464,8 +33551,8 @@
         <w:t xml:space="preserve">.</w:t>
       </w:r>
     </w:p>
-    <w:bookmarkEnd w:id="256"/>
-    <w:bookmarkStart w:id="257" w:name="ref_Chamberlin1933Theory"/>
+    <w:bookmarkEnd w:id="257"/>
+    <w:bookmarkStart w:id="258" w:name="ref_Chamberlin1933Theory"/>
     <w:p>
       <w:pPr>
         <w:pStyle w:val="Bibliography"/>
@@ -33487,8 +33574,8 @@
         <w:t xml:space="preserve">. Cambridge (Massachusetts): Harvard University Press.</w:t>
       </w:r>
     </w:p>
-    <w:bookmarkEnd w:id="257"/>
-    <w:bookmarkStart w:id="259" w:name="ref_Coase1937Nature"/>
+    <w:bookmarkEnd w:id="258"/>
+    <w:bookmarkStart w:id="260" w:name="ref_Coase1937Nature"/>
     <w:p>
       <w:pPr>
         <w:pStyle w:val="Bibliography"/>
@@ -33524,7 +33611,7 @@
       <w:r>
         <w:t xml:space="preserve"> </w:t>
       </w:r>
-      <w:hyperlink r:id="rId258">
+      <w:hyperlink r:id="rId259">
         <w:r>
           <w:rPr>
             <w:rStyle w:val="Hyperlink"/>
@@ -33536,8 +33623,8 @@
         <w:t xml:space="preserve">.</w:t>
       </w:r>
     </w:p>
-    <w:bookmarkEnd w:id="259"/>
-    <w:bookmarkStart w:id="261" w:name="ref_Coase1960Problem"/>
+    <w:bookmarkEnd w:id="260"/>
+    <w:bookmarkStart w:id="262" w:name="ref_Coase1960Problem"/>
     <w:p>
       <w:pPr>
         <w:pStyle w:val="Bibliography"/>
@@ -33573,7 +33660,7 @@
       <w:r>
         <w:t xml:space="preserve"> </w:t>
       </w:r>
-      <w:hyperlink r:id="rId260">
+      <w:hyperlink r:id="rId261">
         <w:r>
           <w:rPr>
             <w:rStyle w:val="Hyperlink"/>
@@ -33585,8 +33672,8 @@
         <w:t xml:space="preserve">.</w:t>
       </w:r>
     </w:p>
-    <w:bookmarkEnd w:id="261"/>
-    <w:bookmarkStart w:id="263" w:name="ref_Coase1991Institutional"/>
+    <w:bookmarkEnd w:id="262"/>
+    <w:bookmarkStart w:id="264" w:name="ref_Coase1991Institutional"/>
     <w:p>
       <w:pPr>
         <w:pStyle w:val="Bibliography"/>
@@ -33606,7 +33693,7 @@
       <w:r>
         <w:t xml:space="preserve"> </w:t>
       </w:r>
-      <w:hyperlink r:id="rId262">
+      <w:hyperlink r:id="rId263">
         <w:r>
           <w:rPr>
             <w:rStyle w:val="Hyperlink"/>
@@ -33618,8 +33705,8 @@
         <w:t xml:space="preserve">.</w:t>
       </w:r>
     </w:p>
-    <w:bookmarkEnd w:id="263"/>
-    <w:bookmarkStart w:id="265" w:name="ref_Coase2000Acquisition"/>
+    <w:bookmarkEnd w:id="264"/>
+    <w:bookmarkStart w:id="266" w:name="ref_Coase2000Acquisition"/>
     <w:p>
       <w:pPr>
         <w:pStyle w:val="Bibliography"/>
@@ -33655,7 +33742,7 @@
       <w:r>
         <w:t xml:space="preserve"> </w:t>
       </w:r>
-      <w:hyperlink r:id="rId264">
+      <w:hyperlink r:id="rId265">
         <w:r>
           <w:rPr>
             <w:rStyle w:val="Hyperlink"/>
@@ -33667,8 +33754,8 @@
         <w:t xml:space="preserve">.</w:t>
       </w:r>
     </w:p>
-    <w:bookmarkEnd w:id="265"/>
-    <w:bookmarkStart w:id="267" w:name="ref_CNMV1998Olivencia"/>
+    <w:bookmarkEnd w:id="266"/>
+    <w:bookmarkStart w:id="268" w:name="ref_CNMV1998Olivencia"/>
     <w:p>
       <w:pPr>
         <w:pStyle w:val="Bibliography"/>
@@ -33688,7 +33775,7 @@
       <w:r>
         <w:t xml:space="preserve"> </w:t>
       </w:r>
-      <w:hyperlink r:id="rId266">
+      <w:hyperlink r:id="rId267">
         <w:r>
           <w:rPr>
             <w:rStyle w:val="Hyperlink"/>
@@ -33700,8 +33787,8 @@
         <w:t xml:space="preserve">.</w:t>
       </w:r>
     </w:p>
-    <w:bookmarkEnd w:id="267"/>
-    <w:bookmarkStart w:id="269" w:name="ref_CNMV2003Aldama"/>
+    <w:bookmarkEnd w:id="268"/>
+    <w:bookmarkStart w:id="270" w:name="ref_CNMV2003Aldama"/>
     <w:p>
       <w:pPr>
         <w:pStyle w:val="Bibliography"/>
@@ -33721,7 +33808,7 @@
       <w:r>
         <w:t xml:space="preserve"> </w:t>
       </w:r>
-      <w:hyperlink r:id="rId268">
+      <w:hyperlink r:id="rId269">
         <w:r>
           <w:rPr>
             <w:rStyle w:val="Hyperlink"/>
@@ -33733,8 +33820,8 @@
         <w:t xml:space="preserve">.</w:t>
       </w:r>
     </w:p>
-    <w:bookmarkEnd w:id="269"/>
-    <w:bookmarkStart w:id="271" w:name="ref_CE2004Horizontales"/>
+    <w:bookmarkEnd w:id="270"/>
+    <w:bookmarkStart w:id="272" w:name="ref_CE2004Horizontales"/>
     <w:p>
       <w:pPr>
         <w:pStyle w:val="Bibliography"/>
@@ -33754,7 +33841,7 @@
       <w:r>
         <w:t xml:space="preserve"> </w:t>
       </w:r>
-      <w:hyperlink r:id="rId270">
+      <w:hyperlink r:id="rId271">
         <w:r>
           <w:rPr>
             <w:rStyle w:val="Hyperlink"/>
@@ -33766,8 +33853,8 @@
         <w:t xml:space="preserve">.</w:t>
       </w:r>
     </w:p>
-    <w:bookmarkEnd w:id="271"/>
-    <w:bookmarkStart w:id="273" w:name="ref_CE2026GuardianesDMA"/>
+    <w:bookmarkEnd w:id="272"/>
+    <w:bookmarkStart w:id="274" w:name="ref_CE2026GuardianesDMA"/>
     <w:p>
       <w:pPr>
         <w:pStyle w:val="Bibliography"/>
@@ -33787,7 +33874,7 @@
       <w:r>
         <w:t xml:space="preserve"> </w:t>
       </w:r>
-      <w:hyperlink r:id="rId272">
+      <w:hyperlink r:id="rId273">
         <w:r>
           <w:rPr>
             <w:rStyle w:val="Hyperlink"/>
@@ -33799,8 +33886,8 @@
         <w:t xml:space="preserve">.</w:t>
       </w:r>
     </w:p>
-    <w:bookmarkEnd w:id="273"/>
-    <w:bookmarkStart w:id="275" w:name="ref_CE2026BorradorMerger"/>
+    <w:bookmarkEnd w:id="274"/>
+    <w:bookmarkStart w:id="276" w:name="ref_CE2026BorradorMerger"/>
     <w:p>
       <w:pPr>
         <w:pStyle w:val="Bibliography"/>
@@ -33820,7 +33907,7 @@
       <w:r>
         <w:t xml:space="preserve"> </w:t>
       </w:r>
-      <w:hyperlink r:id="rId274">
+      <w:hyperlink r:id="rId275">
         <w:r>
           <w:rPr>
             <w:rStyle w:val="Hyperlink"/>
@@ -33832,8 +33919,8 @@
         <w:t xml:space="preserve">.</w:t>
       </w:r>
     </w:p>
-    <w:bookmarkEnd w:id="275"/>
-    <w:bookmarkStart w:id="277" w:name="ref_CNMV2006Unificado"/>
+    <w:bookmarkEnd w:id="276"/>
+    <w:bookmarkStart w:id="278" w:name="ref_CNMV2006Unificado"/>
     <w:p>
       <w:pPr>
         <w:pStyle w:val="Bibliography"/>
@@ -33853,7 +33940,7 @@
       <w:r>
         <w:t xml:space="preserve"> </w:t>
       </w:r>
-      <w:hyperlink r:id="rId276">
+      <w:hyperlink r:id="rId277">
         <w:r>
           <w:rPr>
             <w:rStyle w:val="Hyperlink"/>
@@ -33865,8 +33952,8 @@
         <w:t xml:space="preserve">.</w:t>
       </w:r>
     </w:p>
-    <w:bookmarkEnd w:id="277"/>
-    <w:bookmarkStart w:id="279" w:name="ref_CNMV2015CBG"/>
+    <w:bookmarkEnd w:id="278"/>
+    <w:bookmarkStart w:id="280" w:name="ref_CNMV2015CBG"/>
     <w:p>
       <w:pPr>
         <w:pStyle w:val="Bibliography"/>
@@ -33886,7 +33973,7 @@
       <w:r>
         <w:t xml:space="preserve"> </w:t>
       </w:r>
-      <w:hyperlink r:id="rId278">
+      <w:hyperlink r:id="rId279">
         <w:r>
           <w:rPr>
             <w:rStyle w:val="Hyperlink"/>
@@ -33898,8 +33985,8 @@
         <w:t xml:space="preserve">.</w:t>
       </w:r>
     </w:p>
-    <w:bookmarkEnd w:id="279"/>
-    <w:bookmarkStart w:id="281" w:name="ref_CNMV2020CBG"/>
+    <w:bookmarkEnd w:id="280"/>
+    <w:bookmarkStart w:id="282" w:name="ref_CNMV2020CBG"/>
     <w:p>
       <w:pPr>
         <w:pStyle w:val="Bibliography"/>
@@ -33919,7 +34006,7 @@
       <w:r>
         <w:t xml:space="preserve"> </w:t>
       </w:r>
-      <w:hyperlink r:id="rId280">
+      <w:hyperlink r:id="rId281">
         <w:r>
           <w:rPr>
             <w:rStyle w:val="Hyperlink"/>
@@ -33931,8 +34018,8 @@
         <w:t xml:space="preserve">.</w:t>
       </w:r>
     </w:p>
-    <w:bookmarkEnd w:id="281"/>
-    <w:bookmarkStart w:id="283" w:name="ref_CNMV2025RevisionCBG"/>
+    <w:bookmarkEnd w:id="282"/>
+    <w:bookmarkStart w:id="284" w:name="ref_CNMV2025RevisionCBG"/>
     <w:p>
       <w:pPr>
         <w:pStyle w:val="Bibliography"/>
@@ -33952,7 +34039,7 @@
       <w:r>
         <w:t xml:space="preserve"> </w:t>
       </w:r>
-      <w:hyperlink r:id="rId282">
+      <w:hyperlink r:id="rId283">
         <w:r>
           <w:rPr>
             <w:rStyle w:val="Hyperlink"/>
@@ -33964,8 +34051,8 @@
         <w:t xml:space="preserve">.</w:t>
       </w:r>
     </w:p>
-    <w:bookmarkEnd w:id="283"/>
-    <w:bookmarkStart w:id="285" w:name="ref_CowlingWaterson1976Price"/>
+    <w:bookmarkEnd w:id="284"/>
+    <w:bookmarkStart w:id="286" w:name="ref_CowlingWaterson1976Price"/>
     <w:p>
       <w:pPr>
         <w:pStyle w:val="Bibliography"/>
@@ -34001,7 +34088,7 @@
       <w:r>
         <w:t xml:space="preserve"> </w:t>
       </w:r>
-      <w:hyperlink r:id="rId284">
+      <w:hyperlink r:id="rId285">
         <w:r>
           <w:rPr>
             <w:rStyle w:val="Hyperlink"/>
@@ -34013,8 +34100,8 @@
         <w:t xml:space="preserve">.</w:t>
       </w:r>
     </w:p>
-    <w:bookmarkEnd w:id="285"/>
-    <w:bookmarkStart w:id="286" w:name="ref_CyertMarch1963Behavioral"/>
+    <w:bookmarkEnd w:id="286"/>
+    <w:bookmarkStart w:id="287" w:name="ref_CyertMarch1963Behavioral"/>
     <w:p>
       <w:pPr>
         <w:pStyle w:val="Bibliography"/>
@@ -34036,8 +34123,8 @@
         <w:t xml:space="preserve">. Englewood Cliffs (Nueva Jersey): Prentice-Hall.</w:t>
       </w:r>
     </w:p>
-    <w:bookmarkEnd w:id="286"/>
-    <w:bookmarkStart w:id="288" w:name="ref_DeLoeckerEeckhoutUnger2020Rise"/>
+    <w:bookmarkEnd w:id="287"/>
+    <w:bookmarkStart w:id="289" w:name="ref_DeLoeckerEeckhoutUnger2020Rise"/>
     <w:p>
       <w:pPr>
         <w:pStyle w:val="Bibliography"/>
@@ -34073,7 +34160,7 @@
       <w:r>
         <w:t xml:space="preserve"> </w:t>
       </w:r>
-      <w:hyperlink r:id="rId287">
+      <w:hyperlink r:id="rId288">
         <w:r>
           <w:rPr>
             <w:rStyle w:val="Hyperlink"/>
@@ -34085,8 +34172,8 @@
         <w:t xml:space="preserve">.</w:t>
       </w:r>
     </w:p>
-    <w:bookmarkEnd w:id="288"/>
-    <w:bookmarkStart w:id="290" w:name="ref_Demsetz1968Why"/>
+    <w:bookmarkEnd w:id="289"/>
+    <w:bookmarkStart w:id="291" w:name="ref_Demsetz1968Why"/>
     <w:p>
       <w:pPr>
         <w:pStyle w:val="Bibliography"/>
@@ -34119,7 +34206,7 @@
       <w:r>
         <w:t xml:space="preserve"> </w:t>
       </w:r>
-      <w:hyperlink r:id="rId289">
+      <w:hyperlink r:id="rId290">
         <w:r>
           <w:rPr>
             <w:rStyle w:val="Hyperlink"/>
@@ -34131,8 +34218,8 @@
         <w:t xml:space="preserve">.</w:t>
       </w:r>
     </w:p>
-    <w:bookmarkEnd w:id="290"/>
-    <w:bookmarkStart w:id="292" w:name="ref_Demsetz1973Industry"/>
+    <w:bookmarkEnd w:id="291"/>
+    <w:bookmarkStart w:id="293" w:name="ref_Demsetz1973Industry"/>
     <w:p>
       <w:pPr>
         <w:pStyle w:val="Bibliography"/>
@@ -34168,7 +34255,7 @@
       <w:r>
         <w:t xml:space="preserve"> </w:t>
       </w:r>
-      <w:hyperlink r:id="rId291">
+      <w:hyperlink r:id="rId292">
         <w:r>
           <w:rPr>
             <w:rStyle w:val="Hyperlink"/>
@@ -34180,8 +34267,8 @@
         <w:t xml:space="preserve">.</w:t>
       </w:r>
     </w:p>
-    <w:bookmarkEnd w:id="292"/>
-    <w:bookmarkStart w:id="294" w:name="ref_Dixit1980Role"/>
+    <w:bookmarkEnd w:id="293"/>
+    <w:bookmarkStart w:id="295" w:name="ref_Dixit1980Role"/>
     <w:p>
       <w:pPr>
         <w:pStyle w:val="Bibliography"/>
@@ -34217,7 +34304,7 @@
       <w:r>
         <w:t xml:space="preserve"> </w:t>
       </w:r>
-      <w:hyperlink r:id="rId293">
+      <w:hyperlink r:id="rId294">
         <w:r>
           <w:rPr>
             <w:rStyle w:val="Hyperlink"/>
@@ -34229,8 +34316,8 @@
         <w:t xml:space="preserve">.</w:t>
       </w:r>
     </w:p>
-    <w:bookmarkEnd w:id="294"/>
-    <w:bookmarkStart w:id="296" w:name="ref_Nobel2014TiroleBackground"/>
+    <w:bookmarkEnd w:id="295"/>
+    <w:bookmarkStart w:id="297" w:name="ref_Nobel2014TiroleBackground"/>
     <w:p>
       <w:pPr>
         <w:pStyle w:val="Bibliography"/>
@@ -34250,7 +34337,7 @@
       <w:r>
         <w:t xml:space="preserve"> </w:t>
       </w:r>
-      <w:hyperlink r:id="rId295">
+      <w:hyperlink r:id="rId296">
         <w:r>
           <w:rPr>
             <w:rStyle w:val="Hyperlink"/>
@@ -34262,8 +34349,8 @@
         <w:t xml:space="preserve">.</w:t>
       </w:r>
     </w:p>
-    <w:bookmarkEnd w:id="296"/>
-    <w:bookmarkStart w:id="297" w:name="ref_EkelundHebert2013History"/>
+    <w:bookmarkEnd w:id="297"/>
+    <w:bookmarkStart w:id="298" w:name="ref_EkelundHebert2013History"/>
     <w:p>
       <w:pPr>
         <w:pStyle w:val="Bibliography"/>
@@ -34285,8 +34372,8 @@
         <w:t xml:space="preserve">. 6.ª ed. Long Grove (Illinois): Waveland Press.</w:t>
       </w:r>
     </w:p>
-    <w:bookmarkEnd w:id="297"/>
-    <w:bookmarkStart w:id="299" w:name="ref_ESMA2025CRA"/>
+    <w:bookmarkEnd w:id="298"/>
+    <w:bookmarkStart w:id="300" w:name="ref_ESMA2025CRA"/>
     <w:p>
       <w:pPr>
         <w:pStyle w:val="Bibliography"/>
@@ -34306,7 +34393,7 @@
       <w:r>
         <w:t xml:space="preserve"> </w:t>
       </w:r>
-      <w:hyperlink r:id="rId298">
+      <w:hyperlink r:id="rId299">
         <w:r>
           <w:rPr>
             <w:rStyle w:val="Hyperlink"/>
@@ -34318,8 +34405,8 @@
         <w:t xml:space="preserve">.</w:t>
       </w:r>
     </w:p>
-    <w:bookmarkEnd w:id="299"/>
-    <w:bookmarkStart w:id="301" w:name="ref_Eurostat2026SBS"/>
+    <w:bookmarkEnd w:id="300"/>
+    <w:bookmarkStart w:id="302" w:name="ref_Eurostat2026SBS"/>
     <w:p>
       <w:pPr>
         <w:pStyle w:val="Bibliography"/>
@@ -34339,7 +34426,7 @@
       <w:r>
         <w:t xml:space="preserve"> </w:t>
       </w:r>
-      <w:hyperlink r:id="rId300">
+      <w:hyperlink r:id="rId301">
         <w:r>
           <w:rPr>
             <w:rStyle w:val="Hyperlink"/>
@@ -34351,8 +34438,8 @@
         <w:t xml:space="preserve">.</w:t>
       </w:r>
     </w:p>
-    <w:bookmarkEnd w:id="301"/>
-    <w:bookmarkStart w:id="303" w:name="ref_Fama1980Agency"/>
+    <w:bookmarkEnd w:id="302"/>
+    <w:bookmarkStart w:id="304" w:name="ref_Fama1980Agency"/>
     <w:p>
       <w:pPr>
         <w:pStyle w:val="Bibliography"/>
@@ -34388,7 +34475,7 @@
       <w:r>
         <w:t xml:space="preserve"> </w:t>
       </w:r>
-      <w:hyperlink r:id="rId302">
+      <w:hyperlink r:id="rId303">
         <w:r>
           <w:rPr>
             <w:rStyle w:val="Hyperlink"/>
@@ -34400,8 +34487,8 @@
         <w:t xml:space="preserve">.</w:t>
       </w:r>
     </w:p>
-    <w:bookmarkEnd w:id="303"/>
-    <w:bookmarkStart w:id="305" w:name="ref_FTC2025Ferguson"/>
+    <w:bookmarkEnd w:id="304"/>
+    <w:bookmarkStart w:id="306" w:name="ref_FTC2025Ferguson"/>
     <w:p>
       <w:pPr>
         <w:pStyle w:val="Bibliography"/>
@@ -34421,7 +34508,7 @@
       <w:r>
         <w:t xml:space="preserve"> </w:t>
       </w:r>
-      <w:hyperlink r:id="rId304">
+      <w:hyperlink r:id="rId305">
         <w:r>
           <w:rPr>
             <w:rStyle w:val="Hyperlink"/>
@@ -34433,8 +34520,8 @@
         <w:t xml:space="preserve">.</w:t>
       </w:r>
     </w:p>
-    <w:bookmarkEnd w:id="305"/>
-    <w:bookmarkStart w:id="307" w:name="ref_FTC2026AntitrustLaws"/>
+    <w:bookmarkEnd w:id="306"/>
+    <w:bookmarkStart w:id="308" w:name="ref_FTC2026AntitrustLaws"/>
     <w:p>
       <w:pPr>
         <w:pStyle w:val="Bibliography"/>
@@ -34454,7 +34541,7 @@
       <w:r>
         <w:t xml:space="preserve"> </w:t>
       </w:r>
-      <w:hyperlink r:id="rId306">
+      <w:hyperlink r:id="rId307">
         <w:r>
           <w:rPr>
             <w:rStyle w:val="Hyperlink"/>
@@ -34466,8 +34553,8 @@
         <w:t xml:space="preserve">.</w:t>
       </w:r>
     </w:p>
-    <w:bookmarkEnd w:id="307"/>
-    <w:bookmarkStart w:id="309" w:name="ref_FMI2019WEO"/>
+    <w:bookmarkEnd w:id="308"/>
+    <w:bookmarkStart w:id="310" w:name="ref_FMI2019WEO"/>
     <w:p>
       <w:pPr>
         <w:pStyle w:val="Bibliography"/>
@@ -34500,7 +34587,7 @@
       <w:r>
         <w:t xml:space="preserve"> </w:t>
       </w:r>
-      <w:hyperlink r:id="rId308">
+      <w:hyperlink r:id="rId309">
         <w:r>
           <w:rPr>
             <w:rStyle w:val="Hyperlink"/>
@@ -34512,8 +34599,8 @@
         <w:t xml:space="preserve">.</w:t>
       </w:r>
     </w:p>
-    <w:bookmarkEnd w:id="309"/>
-    <w:bookmarkStart w:id="311" w:name="ref_Freeland2000Creating"/>
+    <w:bookmarkEnd w:id="310"/>
+    <w:bookmarkStart w:id="312" w:name="ref_Freeland2000Creating"/>
     <w:p>
       <w:pPr>
         <w:pStyle w:val="Bibliography"/>
@@ -34549,7 +34636,7 @@
       <w:r>
         <w:t xml:space="preserve"> </w:t>
       </w:r>
-      <w:hyperlink r:id="rId310">
+      <w:hyperlink r:id="rId311">
         <w:r>
           <w:rPr>
             <w:rStyle w:val="Hyperlink"/>
@@ -34561,8 +34648,8 @@
         <w:t xml:space="preserve">.</w:t>
       </w:r>
     </w:p>
-    <w:bookmarkEnd w:id="311"/>
-    <w:bookmarkStart w:id="312" w:name="ref_FudenbergTirole1984Fat"/>
+    <w:bookmarkEnd w:id="312"/>
+    <w:bookmarkStart w:id="313" w:name="ref_FudenbergTirole1984Fat"/>
     <w:p>
       <w:pPr>
         <w:pStyle w:val="Bibliography"/>
@@ -34596,8 +34683,8 @@
         <w:t xml:space="preserve">74 (2): 361-66.</w:t>
       </w:r>
     </w:p>
-    <w:bookmarkEnd w:id="312"/>
-    <w:bookmarkStart w:id="314" w:name="ref_GasmiLaffontVuong1992Econometric"/>
+    <w:bookmarkEnd w:id="313"/>
+    <w:bookmarkStart w:id="315" w:name="ref_GasmiLaffontVuong1992Econometric"/>
     <w:p>
       <w:pPr>
         <w:pStyle w:val="Bibliography"/>
@@ -34633,7 +34720,7 @@
       <w:r>
         <w:t xml:space="preserve"> </w:t>
       </w:r>
-      <w:hyperlink r:id="rId313">
+      <w:hyperlink r:id="rId314">
         <w:r>
           <w:rPr>
             <w:rStyle w:val="Hyperlink"/>
@@ -34645,8 +34732,8 @@
         <w:t xml:space="preserve">.</w:t>
       </w:r>
     </w:p>
-    <w:bookmarkEnd w:id="314"/>
-    <w:bookmarkStart w:id="315" w:name="ref_Gibrat1931Inegalites"/>
+    <w:bookmarkEnd w:id="315"/>
+    <w:bookmarkStart w:id="316" w:name="ref_Gibrat1931Inegalites"/>
     <w:p>
       <w:pPr>
         <w:pStyle w:val="Bibliography"/>
@@ -34668,8 +34755,8 @@
         <w:t xml:space="preserve">. París: Sirey.</w:t>
       </w:r>
     </w:p>
-    <w:bookmarkEnd w:id="315"/>
-    <w:bookmarkStart w:id="317" w:name="ref_GrossmanHart1986Costs"/>
+    <w:bookmarkEnd w:id="316"/>
+    <w:bookmarkStart w:id="318" w:name="ref_GrossmanHart1986Costs"/>
     <w:p>
       <w:pPr>
         <w:pStyle w:val="Bibliography"/>
@@ -34705,7 +34792,7 @@
       <w:r>
         <w:t xml:space="preserve"> </w:t>
       </w:r>
-      <w:hyperlink r:id="rId316">
+      <w:hyperlink r:id="rId317">
         <w:r>
           <w:rPr>
             <w:rStyle w:val="Hyperlink"/>
@@ -34717,8 +34804,8 @@
         <w:t xml:space="preserve">.</w:t>
       </w:r>
     </w:p>
-    <w:bookmarkEnd w:id="317"/>
-    <w:bookmarkStart w:id="318" w:name="ref_Hart1995Firms"/>
+    <w:bookmarkEnd w:id="318"/>
+    <w:bookmarkStart w:id="319" w:name="ref_Hart1995Firms"/>
     <w:p>
       <w:pPr>
         <w:pStyle w:val="Bibliography"/>
@@ -34740,8 +34827,8 @@
         <w:t xml:space="preserve">. Oxford: Clarendon Press.</w:t>
       </w:r>
     </w:p>
-    <w:bookmarkEnd w:id="318"/>
-    <w:bookmarkStart w:id="320" w:name="ref_Hart2017Incomplete"/>
+    <w:bookmarkEnd w:id="319"/>
+    <w:bookmarkStart w:id="321" w:name="ref_Hart2017Incomplete"/>
     <w:p>
       <w:pPr>
         <w:pStyle w:val="Bibliography"/>
@@ -34777,7 +34864,7 @@
       <w:r>
         <w:t xml:space="preserve"> </w:t>
       </w:r>
-      <w:hyperlink r:id="rId319">
+      <w:hyperlink r:id="rId320">
         <w:r>
           <w:rPr>
             <w:rStyle w:val="Hyperlink"/>
@@ -34789,8 +34876,8 @@
         <w:t xml:space="preserve">.</w:t>
       </w:r>
     </w:p>
-    <w:bookmarkEnd w:id="320"/>
-    <w:bookmarkStart w:id="322" w:name="ref_HartMoore1990Property"/>
+    <w:bookmarkEnd w:id="321"/>
+    <w:bookmarkStart w:id="323" w:name="ref_HartMoore1990Property"/>
     <w:p>
       <w:pPr>
         <w:pStyle w:val="Bibliography"/>
@@ -34826,7 +34913,7 @@
       <w:r>
         <w:t xml:space="preserve"> </w:t>
       </w:r>
-      <w:hyperlink r:id="rId321">
+      <w:hyperlink r:id="rId322">
         <w:r>
           <w:rPr>
             <w:rStyle w:val="Hyperlink"/>
@@ -34838,8 +34925,8 @@
         <w:t xml:space="preserve">.</w:t>
       </w:r>
     </w:p>
-    <w:bookmarkEnd w:id="322"/>
-    <w:bookmarkStart w:id="324" w:name="ref_HartShleiferVishny1997Proper"/>
+    <w:bookmarkEnd w:id="323"/>
+    <w:bookmarkStart w:id="325" w:name="ref_HartShleiferVishny1997Proper"/>
     <w:p>
       <w:pPr>
         <w:pStyle w:val="Bibliography"/>
@@ -34875,7 +34962,7 @@
       <w:r>
         <w:t xml:space="preserve"> </w:t>
       </w:r>
-      <w:hyperlink r:id="rId323">
+      <w:hyperlink r:id="rId324">
         <w:r>
           <w:rPr>
             <w:rStyle w:val="Hyperlink"/>
@@ -34887,8 +34974,8 @@
         <w:t xml:space="preserve">.</w:t>
       </w:r>
     </w:p>
-    <w:bookmarkEnd w:id="324"/>
-    <w:bookmarkStart w:id="326" w:name="ref_HartTirole1990Vertical"/>
+    <w:bookmarkEnd w:id="325"/>
+    <w:bookmarkStart w:id="327" w:name="ref_HartTirole1990Vertical"/>
     <w:p>
       <w:pPr>
         <w:pStyle w:val="Bibliography"/>
@@ -34921,7 +35008,7 @@
       <w:r>
         <w:t xml:space="preserve"> </w:t>
       </w:r>
-      <w:hyperlink r:id="rId325">
+      <w:hyperlink r:id="rId326">
         <w:r>
           <w:rPr>
             <w:rStyle w:val="Hyperlink"/>
@@ -34933,8 +35020,8 @@
         <w:t xml:space="preserve">.</w:t>
       </w:r>
     </w:p>
-    <w:bookmarkEnd w:id="326"/>
-    <w:bookmarkStart w:id="327" w:name="ref_Hayek1945Use"/>
+    <w:bookmarkEnd w:id="327"/>
+    <w:bookmarkStart w:id="328" w:name="ref_Hayek1945Use"/>
     <w:p>
       <w:pPr>
         <w:pStyle w:val="Bibliography"/>
@@ -34968,8 +35055,8 @@
         <w:t xml:space="preserve">35 (4): 519-30.</w:t>
       </w:r>
     </w:p>
-    <w:bookmarkEnd w:id="327"/>
-    <w:bookmarkStart w:id="329" w:name="ref_HealyPalepu2003Fall"/>
+    <w:bookmarkEnd w:id="328"/>
+    <w:bookmarkStart w:id="330" w:name="ref_HealyPalepu2003Fall"/>
     <w:p>
       <w:pPr>
         <w:pStyle w:val="Bibliography"/>
@@ -35005,7 +35092,7 @@
       <w:r>
         <w:t xml:space="preserve"> </w:t>
       </w:r>
-      <w:hyperlink r:id="rId328">
+      <w:hyperlink r:id="rId329">
         <w:r>
           <w:rPr>
             <w:rStyle w:val="Hyperlink"/>
@@ -35017,8 +35104,8 @@
         <w:t xml:space="preserve">.</w:t>
       </w:r>
     </w:p>
-    <w:bookmarkEnd w:id="329"/>
-    <w:bookmarkStart w:id="331" w:name="ref_Hicks1935Annual"/>
+    <w:bookmarkEnd w:id="330"/>
+    <w:bookmarkStart w:id="332" w:name="ref_Hicks1935Annual"/>
     <w:p>
       <w:pPr>
         <w:pStyle w:val="Bibliography"/>
@@ -35054,7 +35141,7 @@
       <w:r>
         <w:t xml:space="preserve"> </w:t>
       </w:r>
-      <w:hyperlink r:id="rId330">
+      <w:hyperlink r:id="rId331">
         <w:r>
           <w:rPr>
             <w:rStyle w:val="Hyperlink"/>
@@ -35066,8 +35153,8 @@
         <w:t xml:space="preserve">.</w:t>
       </w:r>
     </w:p>
-    <w:bookmarkEnd w:id="331"/>
-    <w:bookmarkStart w:id="333" w:name="ref_Holmstrom1979Moral"/>
+    <w:bookmarkEnd w:id="332"/>
+    <w:bookmarkStart w:id="334" w:name="ref_Holmstrom1979Moral"/>
     <w:p>
       <w:pPr>
         <w:pStyle w:val="Bibliography"/>
@@ -35103,7 +35190,7 @@
       <w:r>
         <w:t xml:space="preserve"> </w:t>
       </w:r>
-      <w:hyperlink r:id="rId332">
+      <w:hyperlink r:id="rId333">
         <w:r>
           <w:rPr>
             <w:rStyle w:val="Hyperlink"/>
@@ -35115,8 +35202,8 @@
         <w:t xml:space="preserve">.</w:t>
       </w:r>
     </w:p>
-    <w:bookmarkEnd w:id="333"/>
-    <w:bookmarkStart w:id="334" w:name="ref_Holmstrom1999Managerial"/>
+    <w:bookmarkEnd w:id="334"/>
+    <w:bookmarkStart w:id="335" w:name="ref_Holmstrom1999Managerial"/>
     <w:p>
       <w:pPr>
         <w:pStyle w:val="Bibliography"/>
@@ -35150,8 +35237,8 @@
         <w:t xml:space="preserve">66 (1): 169-82.</w:t>
       </w:r>
     </w:p>
-    <w:bookmarkEnd w:id="334"/>
-    <w:bookmarkStart w:id="335" w:name="ref_HolmstromMilgrom1994Firm"/>
+    <w:bookmarkEnd w:id="335"/>
+    <w:bookmarkStart w:id="336" w:name="ref_HolmstromMilgrom1994Firm"/>
     <w:p>
       <w:pPr>
         <w:pStyle w:val="Bibliography"/>
@@ -35185,8 +35272,8 @@
         <w:t xml:space="preserve">84 (4): 972-91.</w:t>
       </w:r>
     </w:p>
-    <w:bookmarkEnd w:id="335"/>
-    <w:bookmarkStart w:id="337" w:name="ref_INE2025DIRCE"/>
+    <w:bookmarkEnd w:id="336"/>
+    <w:bookmarkStart w:id="338" w:name="ref_INE2025DIRCE"/>
     <w:p>
       <w:pPr>
         <w:pStyle w:val="Bibliography"/>
@@ -35206,7 +35293,7 @@
       <w:r>
         <w:t xml:space="preserve"> </w:t>
       </w:r>
-      <w:hyperlink r:id="rId336">
+      <w:hyperlink r:id="rId337">
         <w:r>
           <w:rPr>
             <w:rStyle w:val="Hyperlink"/>
@@ -35218,8 +35305,8 @@
         <w:t xml:space="preserve">.</w:t>
       </w:r>
     </w:p>
-    <w:bookmarkEnd w:id="337"/>
-    <w:bookmarkStart w:id="339" w:name="ref_BOE2007LDC"/>
+    <w:bookmarkEnd w:id="338"/>
+    <w:bookmarkStart w:id="340" w:name="ref_BOE2007LDC"/>
     <w:p>
       <w:pPr>
         <w:pStyle w:val="Bibliography"/>
@@ -35239,7 +35326,7 @@
       <w:r>
         <w:t xml:space="preserve"> </w:t>
       </w:r>
-      <w:hyperlink r:id="rId338">
+      <w:hyperlink r:id="rId339">
         <w:r>
           <w:rPr>
             <w:rStyle w:val="Hyperlink"/>
@@ -35251,8 +35338,8 @@
         <w:t xml:space="preserve">.</w:t>
       </w:r>
     </w:p>
-    <w:bookmarkEnd w:id="339"/>
-    <w:bookmarkStart w:id="341" w:name="ref_Ley2014GobiernoCorporativo"/>
+    <w:bookmarkEnd w:id="340"/>
+    <w:bookmarkStart w:id="342" w:name="ref_Ley2014GobiernoCorporativo"/>
     <w:p>
       <w:pPr>
         <w:pStyle w:val="Bibliography"/>
@@ -35272,7 +35359,7 @@
       <w:r>
         <w:t xml:space="preserve"> </w:t>
       </w:r>
-      <w:hyperlink r:id="rId340">
+      <w:hyperlink r:id="rId341">
         <w:r>
           <w:rPr>
             <w:rStyle w:val="Hyperlink"/>
@@ -35284,8 +35371,8 @@
         <w:t xml:space="preserve">.</w:t>
       </w:r>
     </w:p>
-    <w:bookmarkEnd w:id="341"/>
-    <w:bookmarkStart w:id="343" w:name="ref_BOE2015LO1"/>
+    <w:bookmarkEnd w:id="342"/>
+    <w:bookmarkStart w:id="344" w:name="ref_BOE2015LO1"/>
     <w:p>
       <w:pPr>
         <w:pStyle w:val="Bibliography"/>
@@ -35305,7 +35392,7 @@
       <w:r>
         <w:t xml:space="preserve"> </w:t>
       </w:r>
-      <w:hyperlink r:id="rId342">
+      <w:hyperlink r:id="rId343">
         <w:r>
           <w:rPr>
             <w:rStyle w:val="Hyperlink"/>
@@ -35317,8 +35404,8 @@
         <w:t xml:space="preserve">.</w:t>
       </w:r>
     </w:p>
-    <w:bookmarkEnd w:id="343"/>
-    <w:bookmarkStart w:id="345" w:name="ref_JensenMeckling1976Theory"/>
+    <w:bookmarkEnd w:id="344"/>
+    <w:bookmarkStart w:id="346" w:name="ref_JensenMeckling1976Theory"/>
     <w:p>
       <w:pPr>
         <w:pStyle w:val="Bibliography"/>
@@ -35354,7 +35441,7 @@
       <w:r>
         <w:t xml:space="preserve"> </w:t>
       </w:r>
-      <w:hyperlink r:id="rId344">
+      <w:hyperlink r:id="rId345">
         <w:r>
           <w:rPr>
             <w:rStyle w:val="Hyperlink"/>
@@ -35366,8 +35453,8 @@
         <w:t xml:space="preserve">.</w:t>
       </w:r>
     </w:p>
-    <w:bookmarkEnd w:id="345"/>
-    <w:bookmarkStart w:id="346" w:name="ref_Joskow1987Contract"/>
+    <w:bookmarkEnd w:id="346"/>
+    <w:bookmarkStart w:id="347" w:name="ref_Joskow1987Contract"/>
     <w:p>
       <w:pPr>
         <w:pStyle w:val="Bibliography"/>
@@ -35401,8 +35488,8 @@
         <w:t xml:space="preserve">77 (1): 168-85.</w:t>
       </w:r>
     </w:p>
-    <w:bookmarkEnd w:id="346"/>
-    <w:bookmarkStart w:id="348" w:name="ref_Judd1985Credible"/>
+    <w:bookmarkEnd w:id="347"/>
+    <w:bookmarkStart w:id="349" w:name="ref_Judd1985Credible"/>
     <w:p>
       <w:pPr>
         <w:pStyle w:val="Bibliography"/>
@@ -35438,7 +35525,7 @@
       <w:r>
         <w:t xml:space="preserve"> </w:t>
       </w:r>
-      <w:hyperlink r:id="rId347">
+      <w:hyperlink r:id="rId348">
         <w:r>
           <w:rPr>
             <w:rStyle w:val="Hyperlink"/>
@@ -35450,8 +35537,8 @@
         <w:t xml:space="preserve">.</w:t>
       </w:r>
     </w:p>
-    <w:bookmarkEnd w:id="348"/>
-    <w:bookmarkStart w:id="350" w:name="ref_Kaldor1934Equilibrium"/>
+    <w:bookmarkEnd w:id="349"/>
+    <w:bookmarkStart w:id="351" w:name="ref_Kaldor1934Equilibrium"/>
     <w:p>
       <w:pPr>
         <w:pStyle w:val="Bibliography"/>
@@ -35487,7 +35574,7 @@
       <w:r>
         <w:t xml:space="preserve"> </w:t>
       </w:r>
-      <w:hyperlink r:id="rId349">
+      <w:hyperlink r:id="rId350">
         <w:r>
           <w:rPr>
             <w:rStyle w:val="Hyperlink"/>
@@ -35499,8 +35586,8 @@
         <w:t xml:space="preserve">.</w:t>
       </w:r>
     </w:p>
-    <w:bookmarkEnd w:id="350"/>
-    <w:bookmarkStart w:id="351" w:name="ref_Kirzner1973Competition"/>
+    <w:bookmarkEnd w:id="351"/>
+    <w:bookmarkStart w:id="352" w:name="ref_Kirzner1973Competition"/>
     <w:p>
       <w:pPr>
         <w:pStyle w:val="Bibliography"/>
@@ -35522,8 +35609,8 @@
         <w:t xml:space="preserve">. Chicago: University of Chicago Press.</w:t>
       </w:r>
     </w:p>
-    <w:bookmarkEnd w:id="351"/>
-    <w:bookmarkStart w:id="353" w:name="ref_Klein2000Fisher"/>
+    <w:bookmarkEnd w:id="352"/>
+    <w:bookmarkStart w:id="354" w:name="ref_Klein2000Fisher"/>
     <w:p>
       <w:pPr>
         <w:pStyle w:val="Bibliography"/>
@@ -35559,7 +35646,7 @@
       <w:r>
         <w:t xml:space="preserve"> </w:t>
       </w:r>
-      <w:hyperlink r:id="rId352">
+      <w:hyperlink r:id="rId353">
         <w:r>
           <w:rPr>
             <w:rStyle w:val="Hyperlink"/>
@@ -35571,8 +35658,8 @@
         <w:t xml:space="preserve">.</w:t>
       </w:r>
     </w:p>
-    <w:bookmarkEnd w:id="353"/>
-    <w:bookmarkStart w:id="355" w:name="ref_KleinCrawfordAlchian1978Vertical"/>
+    <w:bookmarkEnd w:id="354"/>
+    <w:bookmarkStart w:id="356" w:name="ref_KleinCrawfordAlchian1978Vertical"/>
     <w:p>
       <w:pPr>
         <w:pStyle w:val="Bibliography"/>
@@ -35608,7 +35695,7 @@
       <w:r>
         <w:t xml:space="preserve"> </w:t>
       </w:r>
-      <w:hyperlink r:id="rId354">
+      <w:hyperlink r:id="rId355">
         <w:r>
           <w:rPr>
             <w:rStyle w:val="Hyperlink"/>
@@ -35620,8 +35707,8 @@
         <w:t xml:space="preserve">.</w:t>
       </w:r>
     </w:p>
-    <w:bookmarkEnd w:id="355"/>
-    <w:bookmarkStart w:id="357" w:name="ref_KrepsWilson1982Reputation"/>
+    <w:bookmarkEnd w:id="356"/>
+    <w:bookmarkStart w:id="358" w:name="ref_KrepsWilson1982Reputation"/>
     <w:p>
       <w:pPr>
         <w:pStyle w:val="Bibliography"/>
@@ -35657,7 +35744,7 @@
       <w:r>
         <w:t xml:space="preserve"> </w:t>
       </w:r>
-      <w:hyperlink r:id="rId356">
+      <w:hyperlink r:id="rId357">
         <w:r>
           <w:rPr>
             <w:rStyle w:val="Hyperlink"/>
@@ -35669,8 +35756,8 @@
         <w:t xml:space="preserve">.</w:t>
       </w:r>
     </w:p>
-    <w:bookmarkEnd w:id="357"/>
-    <w:bookmarkStart w:id="359" w:name="ref_LaffontReyTirole1998NetworkI"/>
+    <w:bookmarkEnd w:id="358"/>
+    <w:bookmarkStart w:id="360" w:name="ref_LaffontReyTirole1998NetworkI"/>
     <w:p>
       <w:pPr>
         <w:pStyle w:val="Bibliography"/>
@@ -35706,7 +35793,7 @@
       <w:r>
         <w:t xml:space="preserve"> </w:t>
       </w:r>
-      <w:hyperlink r:id="rId358">
+      <w:hyperlink r:id="rId359">
         <w:r>
           <w:rPr>
             <w:rStyle w:val="Hyperlink"/>
@@ -35718,8 +35805,8 @@
         <w:t xml:space="preserve">.</w:t>
       </w:r>
     </w:p>
-    <w:bookmarkEnd w:id="359"/>
-    <w:bookmarkStart w:id="361" w:name="ref_LaffontTirole1986Using"/>
+    <w:bookmarkEnd w:id="360"/>
+    <w:bookmarkStart w:id="362" w:name="ref_LaffontTirole1986Using"/>
     <w:p>
       <w:pPr>
         <w:pStyle w:val="Bibliography"/>
@@ -35755,7 +35842,7 @@
       <w:r>
         <w:t xml:space="preserve"> </w:t>
       </w:r>
-      <w:hyperlink r:id="rId360">
+      <w:hyperlink r:id="rId361">
         <w:r>
           <w:rPr>
             <w:rStyle w:val="Hyperlink"/>
@@ -35767,8 +35854,8 @@
         <w:t xml:space="preserve">.</w:t>
       </w:r>
     </w:p>
-    <w:bookmarkEnd w:id="361"/>
-    <w:bookmarkStart w:id="362" w:name="ref_LaffontTirole1993Theory"/>
+    <w:bookmarkEnd w:id="362"/>
+    <w:bookmarkStart w:id="363" w:name="ref_LaffontTirole1993Theory"/>
     <w:p>
       <w:pPr>
         <w:pStyle w:val="Bibliography"/>
@@ -35790,8 +35877,8 @@
         <w:t xml:space="preserve">. Cambridge (Massachusetts): MIT Press.</w:t>
       </w:r>
     </w:p>
-    <w:bookmarkEnd w:id="362"/>
-    <w:bookmarkStart w:id="363" w:name="ref_LaffontTirole2000Competition"/>
+    <w:bookmarkEnd w:id="363"/>
+    <w:bookmarkStart w:id="364" w:name="ref_LaffontTirole2000Competition"/>
     <w:p>
       <w:pPr>
         <w:pStyle w:val="Bibliography"/>
@@ -35813,8 +35900,8 @@
         <w:t xml:space="preserve">. Cambridge (Massachusetts): MIT Press.</w:t>
       </w:r>
     </w:p>
-    <w:bookmarkEnd w:id="363"/>
-    <w:bookmarkStart w:id="365" w:name="ref_LafontaineSlade2007Vertical"/>
+    <w:bookmarkEnd w:id="364"/>
+    <w:bookmarkStart w:id="366" w:name="ref_LafontaineSlade2007Vertical"/>
     <w:p>
       <w:pPr>
         <w:pStyle w:val="Bibliography"/>
@@ -35850,7 +35937,7 @@
       <w:r>
         <w:t xml:space="preserve"> </w:t>
       </w:r>
-      <w:hyperlink r:id="rId364">
+      <w:hyperlink r:id="rId365">
         <w:r>
           <w:rPr>
             <w:rStyle w:val="Hyperlink"/>
@@ -35862,8 +35949,8 @@
         <w:t xml:space="preserve">.</w:t>
       </w:r>
     </w:p>
-    <w:bookmarkEnd w:id="365"/>
-    <w:bookmarkStart w:id="367" w:name="ref_Leibenstein1966Allocative"/>
+    <w:bookmarkEnd w:id="366"/>
+    <w:bookmarkStart w:id="368" w:name="ref_Leibenstein1966Allocative"/>
     <w:p>
       <w:pPr>
         <w:pStyle w:val="Bibliography"/>
@@ -35908,7 +35995,7 @@
       <w:r>
         <w:t xml:space="preserve"> </w:t>
       </w:r>
-      <w:hyperlink r:id="rId366">
+      <w:hyperlink r:id="rId367">
         <w:r>
           <w:rPr>
             <w:rStyle w:val="Hyperlink"/>
@@ -35920,8 +36007,8 @@
         <w:t xml:space="preserve">.</w:t>
       </w:r>
     </w:p>
-    <w:bookmarkEnd w:id="367"/>
-    <w:bookmarkStart w:id="368" w:name="ref_LipczynskiWilsonGoddard2017Ind_37140"/>
+    <w:bookmarkEnd w:id="368"/>
+    <w:bookmarkStart w:id="369" w:name="ref_LipczynskiWilsonGoddard2017Ind_37140"/>
     <w:p>
       <w:pPr>
         <w:pStyle w:val="Bibliography"/>
@@ -35943,8 +36030,8 @@
         <w:t xml:space="preserve">. 5.ª ed. Harlow: Pearson.</w:t>
       </w:r>
     </w:p>
-    <w:bookmarkEnd w:id="368"/>
-    <w:bookmarkStart w:id="369" w:name="ref_Littlechild1983Regulation"/>
+    <w:bookmarkEnd w:id="369"/>
+    <w:bookmarkStart w:id="370" w:name="ref_Littlechild1983Regulation"/>
     <w:p>
       <w:pPr>
         <w:pStyle w:val="Bibliography"/>
@@ -35962,8 +36049,8 @@
         <w:t xml:space="preserve">. London: Department of Industry.</w:t>
       </w:r>
     </w:p>
-    <w:bookmarkEnd w:id="369"/>
-    <w:bookmarkStart w:id="371" w:name="ref_Manne1965Mergers"/>
+    <w:bookmarkEnd w:id="370"/>
+    <w:bookmarkStart w:id="372" w:name="ref_Manne1965Mergers"/>
     <w:p>
       <w:pPr>
         <w:pStyle w:val="Bibliography"/>
@@ -35999,7 +36086,7 @@
       <w:r>
         <w:t xml:space="preserve"> </w:t>
       </w:r>
-      <w:hyperlink r:id="rId370">
+      <w:hyperlink r:id="rId371">
         <w:r>
           <w:rPr>
             <w:rStyle w:val="Hyperlink"/>
@@ -36011,8 +36098,8 @@
         <w:t xml:space="preserve">.</w:t>
       </w:r>
     </w:p>
-    <w:bookmarkEnd w:id="371"/>
-    <w:bookmarkStart w:id="373" w:name="ref_Marris1963Model"/>
+    <w:bookmarkEnd w:id="372"/>
+    <w:bookmarkStart w:id="374" w:name="ref_Marris1963Model"/>
     <w:p>
       <w:pPr>
         <w:pStyle w:val="Bibliography"/>
@@ -36048,7 +36135,7 @@
       <w:r>
         <w:t xml:space="preserve"> </w:t>
       </w:r>
-      <w:hyperlink r:id="rId372">
+      <w:hyperlink r:id="rId373">
         <w:r>
           <w:rPr>
             <w:rStyle w:val="Hyperlink"/>
@@ -36060,8 +36147,8 @@
         <w:t xml:space="preserve">.</w:t>
       </w:r>
     </w:p>
-    <w:bookmarkEnd w:id="373"/>
-    <w:bookmarkStart w:id="374" w:name="ref_Marris1964Economic"/>
+    <w:bookmarkEnd w:id="374"/>
+    <w:bookmarkStart w:id="375" w:name="ref_Marris1964Economic"/>
     <w:p>
       <w:pPr>
         <w:pStyle w:val="Bibliography"/>
@@ -36083,8 +36170,8 @@
         <w:t xml:space="preserve">. Londres: Macmillan.</w:t>
       </w:r>
     </w:p>
-    <w:bookmarkEnd w:id="374"/>
-    <w:bookmarkStart w:id="375" w:name="ref_Mason1939Price"/>
+    <w:bookmarkEnd w:id="375"/>
+    <w:bookmarkStart w:id="376" w:name="ref_Mason1939Price"/>
     <w:p>
       <w:pPr>
         <w:pStyle w:val="Bibliography"/>
@@ -36118,8 +36205,8 @@
         <w:t xml:space="preserve">29 (1): 61-74.</w:t>
       </w:r>
     </w:p>
-    <w:bookmarkEnd w:id="375"/>
-    <w:bookmarkStart w:id="376" w:name="ref_McAfeeMialonWilliams2004What"/>
+    <w:bookmarkEnd w:id="376"/>
+    <w:bookmarkStart w:id="377" w:name="ref_McAfeeMialonWilliams2004What"/>
     <w:p>
       <w:pPr>
         <w:pStyle w:val="Bibliography"/>
@@ -36150,8 +36237,8 @@
         <w:t xml:space="preserve">94 (2): 461-65.</w:t>
       </w:r>
     </w:p>
-    <w:bookmarkEnd w:id="376"/>
-    <w:bookmarkStart w:id="378" w:name="ref_McGee1958Predatory"/>
+    <w:bookmarkEnd w:id="377"/>
+    <w:bookmarkStart w:id="379" w:name="ref_McGee1958Predatory"/>
     <w:p>
       <w:pPr>
         <w:pStyle w:val="Bibliography"/>
@@ -36187,7 +36274,7 @@
       <w:r>
         <w:t xml:space="preserve"> </w:t>
       </w:r>
-      <w:hyperlink r:id="rId377">
+      <w:hyperlink r:id="rId378">
         <w:r>
           <w:rPr>
             <w:rStyle w:val="Hyperlink"/>
@@ -36199,8 +36286,8 @@
         <w:t xml:space="preserve">.</w:t>
       </w:r>
     </w:p>
-    <w:bookmarkEnd w:id="378"/>
-    <w:bookmarkStart w:id="380" w:name="ref_MilgromRoberts1982Limit"/>
+    <w:bookmarkEnd w:id="379"/>
+    <w:bookmarkStart w:id="381" w:name="ref_MilgromRoberts1982Limit"/>
     <w:p>
       <w:pPr>
         <w:pStyle w:val="Bibliography"/>
@@ -36236,7 +36323,7 @@
       <w:r>
         <w:t xml:space="preserve"> </w:t>
       </w:r>
-      <w:hyperlink r:id="rId379">
+      <w:hyperlink r:id="rId380">
         <w:r>
           <w:rPr>
             <w:rStyle w:val="Hyperlink"/>
@@ -36248,8 +36335,8 @@
         <w:t xml:space="preserve">.</w:t>
       </w:r>
     </w:p>
-    <w:bookmarkEnd w:id="380"/>
-    <w:bookmarkStart w:id="382" w:name="ref_MilgromRoberts1982Predation"/>
+    <w:bookmarkEnd w:id="381"/>
+    <w:bookmarkStart w:id="383" w:name="ref_MilgromRoberts1982Predation"/>
     <w:p>
       <w:pPr>
         <w:pStyle w:val="Bibliography"/>
@@ -36285,7 +36372,7 @@
       <w:r>
         <w:t xml:space="preserve"> </w:t>
       </w:r>
-      <w:hyperlink r:id="rId381">
+      <w:hyperlink r:id="rId382">
         <w:r>
           <w:rPr>
             <w:rStyle w:val="Hyperlink"/>
@@ -36297,8 +36384,8 @@
         <w:t xml:space="preserve">.</w:t>
       </w:r>
     </w:p>
-    <w:bookmarkEnd w:id="382"/>
-    <w:bookmarkStart w:id="384" w:name="ref_Modigliani1958New"/>
+    <w:bookmarkEnd w:id="383"/>
+    <w:bookmarkStart w:id="385" w:name="ref_Modigliani1958New"/>
     <w:p>
       <w:pPr>
         <w:pStyle w:val="Bibliography"/>
@@ -36334,7 +36421,7 @@
       <w:r>
         <w:t xml:space="preserve"> </w:t>
       </w:r>
-      <w:hyperlink r:id="rId383">
+      <w:hyperlink r:id="rId384">
         <w:r>
           <w:rPr>
             <w:rStyle w:val="Hyperlink"/>
@@ -36346,8 +36433,8 @@
         <w:t xml:space="preserve">.</w:t>
       </w:r>
     </w:p>
-    <w:bookmarkEnd w:id="384"/>
-    <w:bookmarkStart w:id="386" w:name="ref_MonteverdeTeece1982Supplier"/>
+    <w:bookmarkEnd w:id="385"/>
+    <w:bookmarkStart w:id="387" w:name="ref_MonteverdeTeece1982Supplier"/>
     <w:p>
       <w:pPr>
         <w:pStyle w:val="Bibliography"/>
@@ -36383,7 +36470,7 @@
       <w:r>
         <w:t xml:space="preserve"> </w:t>
       </w:r>
-      <w:hyperlink r:id="rId385">
+      <w:hyperlink r:id="rId386">
         <w:r>
           <w:rPr>
             <w:rStyle w:val="Hyperlink"/>
@@ -36395,8 +36482,8 @@
         <w:t xml:space="preserve">.</w:t>
       </w:r>
     </w:p>
-    <w:bookmarkEnd w:id="386"/>
-    <w:bookmarkStart w:id="388" w:name="ref_MorrisonWinston1987Empirical"/>
+    <w:bookmarkEnd w:id="387"/>
+    <w:bookmarkStart w:id="389" w:name="ref_MorrisonWinston1987Empirical"/>
     <w:p>
       <w:pPr>
         <w:pStyle w:val="Bibliography"/>
@@ -36432,7 +36519,7 @@
       <w:r>
         <w:t xml:space="preserve"> </w:t>
       </w:r>
-      <w:hyperlink r:id="rId387">
+      <w:hyperlink r:id="rId388">
         <w:r>
           <w:rPr>
             <w:rStyle w:val="Hyperlink"/>
@@ -36444,8 +36531,8 @@
         <w:t xml:space="preserve">.</w:t>
       </w:r>
     </w:p>
-    <w:bookmarkEnd w:id="388"/>
-    <w:bookmarkStart w:id="390" w:name="ref_Nash1950Bargaining"/>
+    <w:bookmarkEnd w:id="389"/>
+    <w:bookmarkStart w:id="391" w:name="ref_Nash1950Bargaining"/>
     <w:p>
       <w:pPr>
         <w:pStyle w:val="Bibliography"/>
@@ -36481,7 +36568,7 @@
       <w:r>
         <w:t xml:space="preserve"> </w:t>
       </w:r>
-      <w:hyperlink r:id="rId389">
+      <w:hyperlink r:id="rId390">
         <w:r>
           <w:rPr>
             <w:rStyle w:val="Hyperlink"/>
@@ -36493,8 +36580,8 @@
         <w:t xml:space="preserve">.</w:t>
       </w:r>
     </w:p>
-    <w:bookmarkEnd w:id="390"/>
-    <w:bookmarkStart w:id="391" w:name="ref_Niskanen1971Bureaucracy"/>
+    <w:bookmarkEnd w:id="391"/>
+    <w:bookmarkStart w:id="392" w:name="ref_Niskanen1971Bureaucracy"/>
     <w:p>
       <w:pPr>
         <w:pStyle w:val="Bibliography"/>
@@ -36516,8 +36603,8 @@
         <w:t xml:space="preserve">. Chicago: Aldine-Atherton.</w:t>
       </w:r>
     </w:p>
-    <w:bookmarkEnd w:id="391"/>
-    <w:bookmarkStart w:id="392" w:name="ref_PanzarWillig1981Economies"/>
+    <w:bookmarkEnd w:id="392"/>
+    <w:bookmarkStart w:id="393" w:name="ref_PanzarWillig1981Economies"/>
     <w:p>
       <w:pPr>
         <w:pStyle w:val="Bibliography"/>
@@ -36551,8 +36638,8 @@
         <w:t xml:space="preserve">71 (2): 268-72.</w:t>
       </w:r>
     </w:p>
-    <w:bookmarkEnd w:id="392"/>
-    <w:bookmarkStart w:id="394" w:name="ref_UE2022DMA"/>
+    <w:bookmarkEnd w:id="393"/>
+    <w:bookmarkStart w:id="395" w:name="ref_UE2022DMA"/>
     <w:p>
       <w:pPr>
         <w:pStyle w:val="Bibliography"/>
@@ -36572,7 +36659,7 @@
       <w:r>
         <w:t xml:space="preserve"> </w:t>
       </w:r>
-      <w:hyperlink r:id="rId393">
+      <w:hyperlink r:id="rId394">
         <w:r>
           <w:rPr>
             <w:rStyle w:val="Hyperlink"/>
@@ -36584,8 +36671,8 @@
         <w:t xml:space="preserve">.</w:t>
       </w:r>
     </w:p>
-    <w:bookmarkEnd w:id="394"/>
-    <w:bookmarkStart w:id="395" w:name="ref_Penrose1959Theory"/>
+    <w:bookmarkEnd w:id="395"/>
+    <w:bookmarkStart w:id="396" w:name="ref_Penrose1959Theory"/>
     <w:p>
       <w:pPr>
         <w:pStyle w:val="Bibliography"/>
@@ -36607,8 +36694,8 @@
         <w:t xml:space="preserve">. Oxford: Basil Blackwell.</w:t>
       </w:r>
     </w:p>
-    <w:bookmarkEnd w:id="395"/>
-    <w:bookmarkStart w:id="396" w:name="ref_Philippon2019Great"/>
+    <w:bookmarkEnd w:id="396"/>
+    <w:bookmarkStart w:id="397" w:name="ref_Philippon2019Great"/>
     <w:p>
       <w:pPr>
         <w:pStyle w:val="Bibliography"/>
@@ -36630,8 +36717,8 @@
         <w:t xml:space="preserve">. Cambridge (Massachusetts): Belknap Press of Harvard University Press.</w:t>
       </w:r>
     </w:p>
-    <w:bookmarkEnd w:id="396"/>
-    <w:bookmarkStart w:id="398" w:name="ref_RiordanWilliamson1985Asset"/>
+    <w:bookmarkEnd w:id="397"/>
+    <w:bookmarkStart w:id="399" w:name="ref_RiordanWilliamson1985Asset"/>
     <w:p>
       <w:pPr>
         <w:pStyle w:val="Bibliography"/>
@@ -36667,7 +36754,7 @@
       <w:r>
         <w:t xml:space="preserve"> </w:t>
       </w:r>
-      <w:hyperlink r:id="rId397">
+      <w:hyperlink r:id="rId398">
         <w:r>
           <w:rPr>
             <w:rStyle w:val="Hyperlink"/>
@@ -36679,8 +36766,8 @@
         <w:t xml:space="preserve">.</w:t>
       </w:r>
     </w:p>
-    <w:bookmarkEnd w:id="398"/>
-    <w:bookmarkStart w:id="400" w:name="ref_Robinson1934Problem"/>
+    <w:bookmarkEnd w:id="399"/>
+    <w:bookmarkStart w:id="401" w:name="ref_Robinson1934Problem"/>
     <w:p>
       <w:pPr>
         <w:pStyle w:val="Bibliography"/>
@@ -36716,7 +36803,7 @@
       <w:r>
         <w:t xml:space="preserve"> </w:t>
       </w:r>
-      <w:hyperlink r:id="rId399">
+      <w:hyperlink r:id="rId400">
         <w:r>
           <w:rPr>
             <w:rStyle w:val="Hyperlink"/>
@@ -36728,8 +36815,8 @@
         <w:t xml:space="preserve">.</w:t>
       </w:r>
     </w:p>
-    <w:bookmarkEnd w:id="400"/>
-    <w:bookmarkStart w:id="401" w:name="ref_Robinson1933Economics"/>
+    <w:bookmarkEnd w:id="401"/>
+    <w:bookmarkStart w:id="402" w:name="ref_Robinson1933Economics"/>
     <w:p>
       <w:pPr>
         <w:pStyle w:val="Bibliography"/>
@@ -36751,8 +36838,8 @@
         <w:t xml:space="preserve">. Londres: Macmillan.</w:t>
       </w:r>
     </w:p>
-    <w:bookmarkEnd w:id="401"/>
-    <w:bookmarkStart w:id="403" w:name="ref_RochetTirole2003Platform"/>
+    <w:bookmarkEnd w:id="402"/>
+    <w:bookmarkStart w:id="404" w:name="ref_RochetTirole2003Platform"/>
     <w:p>
       <w:pPr>
         <w:pStyle w:val="Bibliography"/>
@@ -36788,7 +36875,7 @@
       <w:r>
         <w:t xml:space="preserve"> </w:t>
       </w:r>
-      <w:hyperlink r:id="rId402">
+      <w:hyperlink r:id="rId403">
         <w:r>
           <w:rPr>
             <w:rStyle w:val="Hyperlink"/>
@@ -36800,8 +36887,8 @@
         <w:t xml:space="preserve">.</w:t>
       </w:r>
     </w:p>
-    <w:bookmarkEnd w:id="403"/>
-    <w:bookmarkStart w:id="404" w:name="ref_SalopScheffman1983Raising"/>
+    <w:bookmarkEnd w:id="404"/>
+    <w:bookmarkStart w:id="405" w:name="ref_SalopScheffman1983Raising"/>
     <w:p>
       <w:pPr>
         <w:pStyle w:val="Bibliography"/>
@@ -36835,8 +36922,8 @@
         <w:t xml:space="preserve">73 (2): 267-71.</w:t>
       </w:r>
     </w:p>
-    <w:bookmarkEnd w:id="404"/>
-    <w:bookmarkStart w:id="405" w:name="ref_Schelling1960Strategy"/>
+    <w:bookmarkEnd w:id="405"/>
+    <w:bookmarkStart w:id="406" w:name="ref_Schelling1960Strategy"/>
     <w:p>
       <w:pPr>
         <w:pStyle w:val="Bibliography"/>
@@ -36858,8 +36945,8 @@
         <w:t xml:space="preserve">. Cambridge (Massachusetts): Harvard University Press.</w:t>
       </w:r>
     </w:p>
-    <w:bookmarkEnd w:id="405"/>
-    <w:bookmarkStart w:id="407" w:name="ref_Schmalensee1978Entry"/>
+    <w:bookmarkEnd w:id="406"/>
+    <w:bookmarkStart w:id="408" w:name="ref_Schmalensee1978Entry"/>
     <w:p>
       <w:pPr>
         <w:pStyle w:val="Bibliography"/>
@@ -36895,7 +36982,7 @@
       <w:r>
         <w:t xml:space="preserve"> </w:t>
       </w:r>
-      <w:hyperlink r:id="rId406">
+      <w:hyperlink r:id="rId407">
         <w:r>
           <w:rPr>
             <w:rStyle w:val="Hyperlink"/>
@@ -36907,8 +36994,8 @@
         <w:t xml:space="preserve">.</w:t>
       </w:r>
     </w:p>
-    <w:bookmarkEnd w:id="407"/>
-    <w:bookmarkStart w:id="409" w:name="ref_Schmalensee1989Inter"/>
+    <w:bookmarkEnd w:id="408"/>
+    <w:bookmarkStart w:id="410" w:name="ref_Schmalensee1989Inter"/>
     <w:p>
       <w:pPr>
         <w:pStyle w:val="Bibliography"/>
@@ -36941,7 +37028,7 @@
       <w:r>
         <w:t xml:space="preserve"> </w:t>
       </w:r>
-      <w:hyperlink r:id="rId408">
+      <w:hyperlink r:id="rId409">
         <w:r>
           <w:rPr>
             <w:rStyle w:val="Hyperlink"/>
@@ -36953,8 +37040,8 @@
         <w:t xml:space="preserve">.</w:t>
       </w:r>
     </w:p>
-    <w:bookmarkEnd w:id="409"/>
-    <w:bookmarkStart w:id="410" w:name="ref_Schumpeter1942Capitalism"/>
+    <w:bookmarkEnd w:id="410"/>
+    <w:bookmarkStart w:id="411" w:name="ref_Schumpeter1942Capitalism"/>
     <w:p>
       <w:pPr>
         <w:pStyle w:val="Bibliography"/>
@@ -36976,8 +37063,8 @@
         <w:t xml:space="preserve">. Nueva York: Harper &amp; Brothers.</w:t>
       </w:r>
     </w:p>
-    <w:bookmarkEnd w:id="410"/>
-    <w:bookmarkStart w:id="411" w:name="ref_SchwartzReynolds1983Contestable"/>
+    <w:bookmarkEnd w:id="411"/>
+    <w:bookmarkStart w:id="412" w:name="ref_SchwartzReynolds1983Contestable"/>
     <w:p>
       <w:pPr>
         <w:pStyle w:val="Bibliography"/>
@@ -37011,8 +37098,8 @@
         <w:t xml:space="preserve">73 (3): 488-90.</w:t>
       </w:r>
     </w:p>
-    <w:bookmarkEnd w:id="411"/>
-    <w:bookmarkStart w:id="413" w:name="ref_Selten1978Chain"/>
+    <w:bookmarkEnd w:id="412"/>
+    <w:bookmarkStart w:id="414" w:name="ref_Selten1978Chain"/>
     <w:p>
       <w:pPr>
         <w:pStyle w:val="Bibliography"/>
@@ -37048,7 +37135,7 @@
       <w:r>
         <w:t xml:space="preserve"> </w:t>
       </w:r>
-      <w:hyperlink r:id="rId412">
+      <w:hyperlink r:id="rId413">
         <w:r>
           <w:rPr>
             <w:rStyle w:val="Hyperlink"/>
@@ -37060,8 +37147,8 @@
         <w:t xml:space="preserve">.</w:t>
       </w:r>
     </w:p>
-    <w:bookmarkEnd w:id="413"/>
-    <w:bookmarkStart w:id="415" w:name="ref_Shepherd1984Contestability"/>
+    <w:bookmarkEnd w:id="414"/>
+    <w:bookmarkStart w:id="416" w:name="ref_Shepherd1984Contestability"/>
     <w:p>
       <w:pPr>
         <w:pStyle w:val="Bibliography"/>
@@ -37106,7 +37193,7 @@
       <w:r>
         <w:t xml:space="preserve"> </w:t>
       </w:r>
-      <w:hyperlink r:id="rId414">
+      <w:hyperlink r:id="rId415">
         <w:r>
           <w:rPr>
             <w:rStyle w:val="Hyperlink"/>
@@ -37118,8 +37205,8 @@
         <w:t xml:space="preserve">.</w:t>
       </w:r>
     </w:p>
-    <w:bookmarkEnd w:id="415"/>
-    <w:bookmarkStart w:id="417" w:name="ref_Simon1955Behavioral"/>
+    <w:bookmarkEnd w:id="416"/>
+    <w:bookmarkStart w:id="418" w:name="ref_Simon1955Behavioral"/>
     <w:p>
       <w:pPr>
         <w:pStyle w:val="Bibliography"/>
@@ -37155,7 +37242,7 @@
       <w:r>
         <w:t xml:space="preserve"> </w:t>
       </w:r>
-      <w:hyperlink r:id="rId416">
+      <w:hyperlink r:id="rId417">
         <w:r>
           <w:rPr>
             <w:rStyle w:val="Hyperlink"/>
@@ -37167,8 +37254,8 @@
         <w:t xml:space="preserve">.</w:t>
       </w:r>
     </w:p>
-    <w:bookmarkEnd w:id="417"/>
-    <w:bookmarkStart w:id="419" w:name="ref_Simon1991Organizations"/>
+    <w:bookmarkEnd w:id="418"/>
+    <w:bookmarkStart w:id="420" w:name="ref_Simon1991Organizations"/>
     <w:p>
       <w:pPr>
         <w:pStyle w:val="Bibliography"/>
@@ -37204,7 +37291,7 @@
       <w:r>
         <w:t xml:space="preserve"> </w:t>
       </w:r>
-      <w:hyperlink r:id="rId418">
+      <w:hyperlink r:id="rId419">
         <w:r>
           <w:rPr>
             <w:rStyle w:val="Hyperlink"/>
@@ -37216,8 +37303,8 @@
         <w:t xml:space="preserve">.</w:t>
       </w:r>
     </w:p>
-    <w:bookmarkEnd w:id="419"/>
-    <w:bookmarkStart w:id="421" w:name="ref_Spence1977Entry"/>
+    <w:bookmarkEnd w:id="420"/>
+    <w:bookmarkStart w:id="422" w:name="ref_Spence1977Entry"/>
     <w:p>
       <w:pPr>
         <w:pStyle w:val="Bibliography"/>
@@ -37253,7 +37340,7 @@
       <w:r>
         <w:t xml:space="preserve"> </w:t>
       </w:r>
-      <w:hyperlink r:id="rId420">
+      <w:hyperlink r:id="rId421">
         <w:r>
           <w:rPr>
             <w:rStyle w:val="Hyperlink"/>
@@ -37265,8 +37352,8 @@
         <w:t xml:space="preserve">.</w:t>
       </w:r>
     </w:p>
-    <w:bookmarkEnd w:id="421"/>
-    <w:bookmarkStart w:id="422" w:name="ref_Spence1983Contestable"/>
+    <w:bookmarkEnd w:id="422"/>
+    <w:bookmarkStart w:id="423" w:name="ref_Spence1983Contestable"/>
     <w:p>
       <w:pPr>
         <w:pStyle w:val="Bibliography"/>
@@ -37300,8 +37387,8 @@
         <w:t xml:space="preserve">21 (3): 981-90.</w:t>
       </w:r>
     </w:p>
-    <w:bookmarkEnd w:id="422"/>
-    <w:bookmarkStart w:id="424" w:name="ref_Spengler1950Vertical"/>
+    <w:bookmarkEnd w:id="423"/>
+    <w:bookmarkStart w:id="425" w:name="ref_Spengler1950Vertical"/>
     <w:p>
       <w:pPr>
         <w:pStyle w:val="Bibliography"/>
@@ -37337,7 +37424,7 @@
       <w:r>
         <w:t xml:space="preserve"> </w:t>
       </w:r>
-      <w:hyperlink r:id="rId423">
+      <w:hyperlink r:id="rId424">
         <w:r>
           <w:rPr>
             <w:rStyle w:val="Hyperlink"/>
@@ -37349,8 +37436,8 @@
         <w:t xml:space="preserve">.</w:t>
       </w:r>
     </w:p>
-    <w:bookmarkEnd w:id="424"/>
-    <w:bookmarkStart w:id="426" w:name="ref_Stigler1939Production"/>
+    <w:bookmarkEnd w:id="425"/>
+    <w:bookmarkStart w:id="427" w:name="ref_Stigler1939Production"/>
     <w:p>
       <w:pPr>
         <w:pStyle w:val="Bibliography"/>
@@ -37386,7 +37473,7 @@
       <w:r>
         <w:t xml:space="preserve"> </w:t>
       </w:r>
-      <w:hyperlink r:id="rId425">
+      <w:hyperlink r:id="rId426">
         <w:r>
           <w:rPr>
             <w:rStyle w:val="Hyperlink"/>
@@ -37398,8 +37485,8 @@
         <w:t xml:space="preserve">.</w:t>
       </w:r>
     </w:p>
-    <w:bookmarkEnd w:id="426"/>
-    <w:bookmarkStart w:id="428" w:name="ref_Stigler1958Economies"/>
+    <w:bookmarkEnd w:id="427"/>
+    <w:bookmarkStart w:id="429" w:name="ref_Stigler1958Economies"/>
     <w:p>
       <w:pPr>
         <w:pStyle w:val="Bibliography"/>
@@ -37435,7 +37522,7 @@
       <w:r>
         <w:t xml:space="preserve"> </w:t>
       </w:r>
-      <w:hyperlink r:id="rId427">
+      <w:hyperlink r:id="rId428">
         <w:r>
           <w:rPr>
             <w:rStyle w:val="Hyperlink"/>
@@ -37447,8 +37534,8 @@
         <w:t xml:space="preserve">.</w:t>
       </w:r>
     </w:p>
-    <w:bookmarkEnd w:id="428"/>
-    <w:bookmarkStart w:id="430" w:name="ref_Stigler1964Theory"/>
+    <w:bookmarkEnd w:id="429"/>
+    <w:bookmarkStart w:id="431" w:name="ref_Stigler1964Theory"/>
     <w:p>
       <w:pPr>
         <w:pStyle w:val="Bibliography"/>
@@ -37484,7 +37571,7 @@
       <w:r>
         <w:t xml:space="preserve"> </w:t>
       </w:r>
-      <w:hyperlink r:id="rId429">
+      <w:hyperlink r:id="rId430">
         <w:r>
           <w:rPr>
             <w:rStyle w:val="Hyperlink"/>
@@ -37496,8 +37583,8 @@
         <w:t xml:space="preserve">.</w:t>
       </w:r>
     </w:p>
-    <w:bookmarkEnd w:id="430"/>
-    <w:bookmarkStart w:id="431" w:name="ref_Stigler1968Organization"/>
+    <w:bookmarkEnd w:id="431"/>
+    <w:bookmarkStart w:id="432" w:name="ref_Stigler1968Organization"/>
     <w:p>
       <w:pPr>
         <w:pStyle w:val="Bibliography"/>
@@ -37519,8 +37606,8 @@
         <w:t xml:space="preserve">. Homewood (Illinois): Richard D. Irwin.</w:t>
       </w:r>
     </w:p>
-    <w:bookmarkEnd w:id="431"/>
-    <w:bookmarkStart w:id="432" w:name="ref_Stigler1976Xistence"/>
+    <w:bookmarkEnd w:id="432"/>
+    <w:bookmarkStart w:id="433" w:name="ref_Stigler1976Xistence"/>
     <w:p>
       <w:pPr>
         <w:pStyle w:val="Bibliography"/>
@@ -37563,8 +37650,8 @@
         <w:t xml:space="preserve">66 (1): 213-16.</w:t>
       </w:r>
     </w:p>
-    <w:bookmarkEnd w:id="432"/>
-    <w:bookmarkStart w:id="434" w:name="ref_Stiglitz1987Technological"/>
+    <w:bookmarkEnd w:id="433"/>
+    <w:bookmarkStart w:id="435" w:name="ref_Stiglitz1987Technological"/>
     <w:p>
       <w:pPr>
         <w:pStyle w:val="Bibliography"/>
@@ -37600,7 +37687,7 @@
       <w:r>
         <w:t xml:space="preserve"> </w:t>
       </w:r>
-      <w:hyperlink r:id="rId433">
+      <w:hyperlink r:id="rId434">
         <w:r>
           <w:rPr>
             <w:rStyle w:val="Hyperlink"/>
@@ -37612,8 +37699,8 @@
         <w:t xml:space="preserve">.</w:t>
       </w:r>
     </w:p>
-    <w:bookmarkEnd w:id="434"/>
-    <w:bookmarkStart w:id="435" w:name="ref_Sutton1997Gibrat"/>
+    <w:bookmarkEnd w:id="435"/>
+    <w:bookmarkStart w:id="436" w:name="ref_Sutton1997Gibrat"/>
     <w:p>
       <w:pPr>
         <w:pStyle w:val="Bibliography"/>
@@ -37647,8 +37734,8 @@
         <w:t xml:space="preserve">35 (1): 40-59.</w:t>
       </w:r>
     </w:p>
-    <w:bookmarkEnd w:id="435"/>
-    <w:bookmarkStart w:id="436" w:name="ref_SylosLabini1957Oligopolio"/>
+    <w:bookmarkEnd w:id="436"/>
+    <w:bookmarkStart w:id="437" w:name="ref_SylosLabini1957Oligopolio"/>
     <w:p>
       <w:pPr>
         <w:pStyle w:val="Bibliography"/>
@@ -37670,8 +37757,8 @@
         <w:t xml:space="preserve">. Milán: Giuffrè.</w:t>
       </w:r>
     </w:p>
-    <w:bookmarkEnd w:id="436"/>
-    <w:bookmarkStart w:id="437" w:name="ref_Teece1980Economies"/>
+    <w:bookmarkEnd w:id="437"/>
+    <w:bookmarkStart w:id="438" w:name="ref_Teece1980Economies"/>
     <w:p>
       <w:pPr>
         <w:pStyle w:val="Bibliography"/>
@@ -37705,8 +37792,8 @@
         <w:t xml:space="preserve">1 (3): 223-47.</w:t>
       </w:r>
     </w:p>
-    <w:bookmarkEnd w:id="437"/>
-    <w:bookmarkStart w:id="439" w:name="ref_Nobel1978Simon"/>
+    <w:bookmarkEnd w:id="438"/>
+    <w:bookmarkStart w:id="440" w:name="ref_Nobel1978Simon"/>
     <w:p>
       <w:pPr>
         <w:pStyle w:val="Bibliography"/>
@@ -37726,7 +37813,7 @@
       <w:r>
         <w:t xml:space="preserve"> </w:t>
       </w:r>
-      <w:hyperlink r:id="rId438">
+      <w:hyperlink r:id="rId439">
         <w:r>
           <w:rPr>
             <w:rStyle w:val="Hyperlink"/>
@@ -37738,8 +37825,8 @@
         <w:t xml:space="preserve">.</w:t>
       </w:r>
     </w:p>
-    <w:bookmarkEnd w:id="439"/>
-    <w:bookmarkStart w:id="441" w:name="ref_Nobel1982Stigler"/>
+    <w:bookmarkEnd w:id="440"/>
+    <w:bookmarkStart w:id="442" w:name="ref_Nobel1982Stigler"/>
     <w:p>
       <w:pPr>
         <w:pStyle w:val="Bibliography"/>
@@ -37759,7 +37846,7 @@
       <w:r>
         <w:t xml:space="preserve"> </w:t>
       </w:r>
-      <w:hyperlink r:id="rId440">
+      <w:hyperlink r:id="rId441">
         <w:r>
           <w:rPr>
             <w:rStyle w:val="Hyperlink"/>
@@ -37771,8 +37858,8 @@
         <w:t xml:space="preserve">.</w:t>
       </w:r>
     </w:p>
-    <w:bookmarkEnd w:id="441"/>
-    <w:bookmarkStart w:id="443" w:name="ref_Nobel1991Coase"/>
+    <w:bookmarkEnd w:id="442"/>
+    <w:bookmarkStart w:id="444" w:name="ref_Nobel1991Coase"/>
     <w:p>
       <w:pPr>
         <w:pStyle w:val="Bibliography"/>
@@ -37792,7 +37879,7 @@
       <w:r>
         <w:t xml:space="preserve"> </w:t>
       </w:r>
-      <w:hyperlink r:id="rId442">
+      <w:hyperlink r:id="rId443">
         <w:r>
           <w:rPr>
             <w:rStyle w:val="Hyperlink"/>
@@ -37804,8 +37891,8 @@
         <w:t xml:space="preserve">.</w:t>
       </w:r>
     </w:p>
-    <w:bookmarkEnd w:id="443"/>
-    <w:bookmarkStart w:id="445" w:name="ref_Nobel2009OstromWilliamson"/>
+    <w:bookmarkEnd w:id="444"/>
+    <w:bookmarkStart w:id="446" w:name="ref_Nobel2009OstromWilliamson"/>
     <w:p>
       <w:pPr>
         <w:pStyle w:val="Bibliography"/>
@@ -37825,7 +37912,7 @@
       <w:r>
         <w:t xml:space="preserve"> </w:t>
       </w:r>
-      <w:hyperlink r:id="rId444">
+      <w:hyperlink r:id="rId445">
         <w:r>
           <w:rPr>
             <w:rStyle w:val="Hyperlink"/>
@@ -37837,8 +37924,8 @@
         <w:t xml:space="preserve">.</w:t>
       </w:r>
     </w:p>
-    <w:bookmarkEnd w:id="445"/>
-    <w:bookmarkStart w:id="447" w:name="ref_Nobel2014Tirole"/>
+    <w:bookmarkEnd w:id="446"/>
+    <w:bookmarkStart w:id="448" w:name="ref_Nobel2014Tirole"/>
     <w:p>
       <w:pPr>
         <w:pStyle w:val="Bibliography"/>
@@ -37858,7 +37945,7 @@
       <w:r>
         <w:t xml:space="preserve"> </w:t>
       </w:r>
-      <w:hyperlink r:id="rId446">
+      <w:hyperlink r:id="rId447">
         <w:r>
           <w:rPr>
             <w:rStyle w:val="Hyperlink"/>
@@ -37870,8 +37957,8 @@
         <w:t xml:space="preserve">.</w:t>
       </w:r>
     </w:p>
-    <w:bookmarkEnd w:id="447"/>
-    <w:bookmarkStart w:id="449" w:name="ref_Nobel2016HartHolmstrom"/>
+    <w:bookmarkEnd w:id="448"/>
+    <w:bookmarkStart w:id="450" w:name="ref_Nobel2016HartHolmstrom"/>
     <w:p>
       <w:pPr>
         <w:pStyle w:val="Bibliography"/>
@@ -37891,7 +37978,7 @@
       <w:r>
         <w:t xml:space="preserve"> </w:t>
       </w:r>
-      <w:hyperlink r:id="rId448">
+      <w:hyperlink r:id="rId449">
         <w:r>
           <w:rPr>
             <w:rStyle w:val="Hyperlink"/>
@@ -37903,8 +37990,8 @@
         <w:t xml:space="preserve">.</w:t>
       </w:r>
     </w:p>
-    <w:bookmarkEnd w:id="449"/>
-    <w:bookmarkStart w:id="450" w:name="ref_Tirole1988Theory"/>
+    <w:bookmarkEnd w:id="450"/>
+    <w:bookmarkStart w:id="451" w:name="ref_Tirole1988Theory"/>
     <w:p>
       <w:pPr>
         <w:pStyle w:val="Bibliography"/>
@@ -37926,8 +38013,8 @@
         <w:t xml:space="preserve">. Cambridge (Massachusetts): MIT Press.</w:t>
       </w:r>
     </w:p>
-    <w:bookmarkEnd w:id="450"/>
-    <w:bookmarkStart w:id="452" w:name="ref_Tirole2014Nobel"/>
+    <w:bookmarkEnd w:id="451"/>
+    <w:bookmarkStart w:id="453" w:name="ref_Tirole2014Nobel"/>
     <w:p>
       <w:pPr>
         <w:pStyle w:val="Bibliography"/>
@@ -37947,7 +38034,7 @@
       <w:r>
         <w:t xml:space="preserve"> </w:t>
       </w:r>
-      <w:hyperlink r:id="rId451">
+      <w:hyperlink r:id="rId452">
         <w:r>
           <w:rPr>
             <w:rStyle w:val="Hyperlink"/>
@@ -37959,8 +38046,8 @@
         <w:t xml:space="preserve">.</w:t>
       </w:r>
     </w:p>
-    <w:bookmarkEnd w:id="452"/>
-    <w:bookmarkStart w:id="454" w:name="ref_TJUE2023PrestigeLimousine"/>
+    <w:bookmarkEnd w:id="453"/>
+    <w:bookmarkStart w:id="455" w:name="ref_TJUE2023PrestigeLimousine"/>
     <w:p>
       <w:pPr>
         <w:pStyle w:val="Bibliography"/>
@@ -37980,7 +38067,7 @@
       <w:r>
         <w:t xml:space="preserve"> </w:t>
       </w:r>
-      <w:hyperlink r:id="rId453">
+      <w:hyperlink r:id="rId454">
         <w:r>
           <w:rPr>
             <w:rStyle w:val="Hyperlink"/>
@@ -37992,8 +38079,8 @@
         <w:t xml:space="preserve">.</w:t>
       </w:r>
     </w:p>
-    <w:bookmarkEnd w:id="454"/>
-    <w:bookmarkStart w:id="456" w:name="ref_TJUE2024GoogleShopping"/>
+    <w:bookmarkEnd w:id="455"/>
+    <w:bookmarkStart w:id="457" w:name="ref_TJUE2024GoogleShopping"/>
     <w:p>
       <w:pPr>
         <w:pStyle w:val="Bibliography"/>
@@ -38013,7 +38100,7 @@
       <w:r>
         <w:t xml:space="preserve"> </w:t>
       </w:r>
-      <w:hyperlink r:id="rId455">
+      <w:hyperlink r:id="rId456">
         <w:r>
           <w:rPr>
             <w:rStyle w:val="Hyperlink"/>
@@ -38025,8 +38112,8 @@
         <w:t xml:space="preserve">.</w:t>
       </w:r>
     </w:p>
-    <w:bookmarkEnd w:id="456"/>
-    <w:bookmarkStart w:id="458" w:name="ref_TJUE2026GoogleAndroid"/>
+    <w:bookmarkEnd w:id="457"/>
+    <w:bookmarkStart w:id="459" w:name="ref_TJUE2026GoogleAndroid"/>
     <w:p>
       <w:pPr>
         <w:pStyle w:val="Bibliography"/>
@@ -38046,7 +38133,7 @@
       <w:r>
         <w:t xml:space="preserve"> </w:t>
       </w:r>
-      <w:hyperlink r:id="rId457">
+      <w:hyperlink r:id="rId458">
         <w:r>
           <w:rPr>
             <w:rStyle w:val="Hyperlink"/>
@@ -38058,8 +38145,8 @@
         <w:t xml:space="preserve">.</w:t>
       </w:r>
     </w:p>
-    <w:bookmarkEnd w:id="458"/>
-    <w:bookmarkStart w:id="460" w:name="ref_DOJ1982Merger"/>
+    <w:bookmarkEnd w:id="459"/>
+    <w:bookmarkStart w:id="461" w:name="ref_DOJ1982Merger"/>
     <w:p>
       <w:pPr>
         <w:pStyle w:val="Bibliography"/>
@@ -38079,7 +38166,7 @@
       <w:r>
         <w:t xml:space="preserve"> </w:t>
       </w:r>
-      <w:hyperlink r:id="rId459">
+      <w:hyperlink r:id="rId460">
         <w:r>
           <w:rPr>
             <w:rStyle w:val="Hyperlink"/>
@@ -38091,8 +38178,8 @@
         <w:t xml:space="preserve">.</w:t>
       </w:r>
     </w:p>
-    <w:bookmarkEnd w:id="460"/>
-    <w:bookmarkStart w:id="462" w:name="ref_DOJFTC2010Horizontal"/>
+    <w:bookmarkEnd w:id="461"/>
+    <w:bookmarkStart w:id="463" w:name="ref_DOJFTC2010Horizontal"/>
     <w:p>
       <w:pPr>
         <w:pStyle w:val="Bibliography"/>
@@ -38112,7 +38199,7 @@
       <w:r>
         <w:t xml:space="preserve"> </w:t>
       </w:r>
-      <w:hyperlink r:id="rId461">
+      <w:hyperlink r:id="rId462">
         <w:r>
           <w:rPr>
             <w:rStyle w:val="Hyperlink"/>
@@ -38124,8 +38211,8 @@
         <w:t xml:space="preserve">.</w:t>
       </w:r>
     </w:p>
-    <w:bookmarkEnd w:id="462"/>
-    <w:bookmarkStart w:id="464" w:name="ref_DOJFTC2023Merger"/>
+    <w:bookmarkEnd w:id="463"/>
+    <w:bookmarkStart w:id="465" w:name="ref_DOJFTC2023Merger"/>
     <w:p>
       <w:pPr>
         <w:pStyle w:val="Bibliography"/>
@@ -38145,7 +38232,7 @@
       <w:r>
         <w:t xml:space="preserve"> </w:t>
       </w:r>
-      <w:hyperlink r:id="rId463">
+      <w:hyperlink r:id="rId464">
         <w:r>
           <w:rPr>
             <w:rStyle w:val="Hyperlink"/>
@@ -38157,8 +38244,8 @@
         <w:t xml:space="preserve">.</w:t>
       </w:r>
     </w:p>
-    <w:bookmarkEnd w:id="464"/>
-    <w:bookmarkStart w:id="465" w:name="ref_Weitzman1983Contestable"/>
+    <w:bookmarkEnd w:id="465"/>
+    <w:bookmarkStart w:id="466" w:name="ref_Weitzman1983Contestable"/>
     <w:p>
       <w:pPr>
         <w:pStyle w:val="Bibliography"/>
@@ -38192,8 +38279,8 @@
         <w:t xml:space="preserve">73 (3): 486-87.</w:t>
       </w:r>
     </w:p>
-    <w:bookmarkEnd w:id="465"/>
-    <w:bookmarkStart w:id="467" w:name="ref_Weizsacker1980Welfare"/>
+    <w:bookmarkEnd w:id="466"/>
+    <w:bookmarkStart w:id="468" w:name="ref_Weizsacker1980Welfare"/>
     <w:p>
       <w:pPr>
         <w:pStyle w:val="Bibliography"/>
@@ -38229,7 +38316,7 @@
       <w:r>
         <w:t xml:space="preserve"> </w:t>
       </w:r>
-      <w:hyperlink r:id="rId466">
+      <w:hyperlink r:id="rId467">
         <w:r>
           <w:rPr>
             <w:rStyle w:val="Hyperlink"/>
@@ -38241,8 +38328,8 @@
         <w:t xml:space="preserve">.</w:t>
       </w:r>
     </w:p>
-    <w:bookmarkEnd w:id="467"/>
-    <w:bookmarkStart w:id="469" w:name="ref_Wernerfelt1984Resource"/>
+    <w:bookmarkEnd w:id="468"/>
+    <w:bookmarkStart w:id="470" w:name="ref_Wernerfelt1984Resource"/>
     <w:p>
       <w:pPr>
         <w:pStyle w:val="Bibliography"/>
@@ -38278,7 +38365,7 @@
       <w:r>
         <w:t xml:space="preserve"> </w:t>
       </w:r>
-      <w:hyperlink r:id="rId468">
+      <w:hyperlink r:id="rId469">
         <w:r>
           <w:rPr>
             <w:rStyle w:val="Hyperlink"/>
@@ -38290,8 +38377,8 @@
         <w:t xml:space="preserve">.</w:t>
       </w:r>
     </w:p>
-    <w:bookmarkEnd w:id="469"/>
-    <w:bookmarkStart w:id="470" w:name="ref_Williamson1964Economics"/>
+    <w:bookmarkEnd w:id="470"/>
+    <w:bookmarkStart w:id="471" w:name="ref_Williamson1964Economics"/>
     <w:p>
       <w:pPr>
         <w:pStyle w:val="Bibliography"/>
@@ -38313,8 +38400,8 @@
         <w:t xml:space="preserve">. Englewood Cliffs (Nueva Jersey): Prentice-Hall.</w:t>
       </w:r>
     </w:p>
-    <w:bookmarkEnd w:id="470"/>
-    <w:bookmarkStart w:id="472" w:name="ref_Williamson1967Hierarchical"/>
+    <w:bookmarkEnd w:id="471"/>
+    <w:bookmarkStart w:id="473" w:name="ref_Williamson1967Hierarchical"/>
     <w:p>
       <w:pPr>
         <w:pStyle w:val="Bibliography"/>
@@ -38350,7 +38437,7 @@
       <w:r>
         <w:t xml:space="preserve"> </w:t>
       </w:r>
-      <w:hyperlink r:id="rId471">
+      <w:hyperlink r:id="rId472">
         <w:r>
           <w:rPr>
             <w:rStyle w:val="Hyperlink"/>
@@ -38362,8 +38449,8 @@
         <w:t xml:space="preserve">.</w:t>
       </w:r>
     </w:p>
-    <w:bookmarkEnd w:id="472"/>
-    <w:bookmarkStart w:id="473" w:name="ref_Williamson1975Markets"/>
+    <w:bookmarkEnd w:id="473"/>
+    <w:bookmarkStart w:id="474" w:name="ref_Williamson1975Markets"/>
     <w:p>
       <w:pPr>
         <w:pStyle w:val="Bibliography"/>
@@ -38385,8 +38472,8 @@
         <w:t xml:space="preserve">. Nueva York: Free Press.</w:t>
       </w:r>
     </w:p>
-    <w:bookmarkEnd w:id="473"/>
-    <w:bookmarkStart w:id="475" w:name="ref_Williamson1979Transaction"/>
+    <w:bookmarkEnd w:id="474"/>
+    <w:bookmarkStart w:id="476" w:name="ref_Williamson1979Transaction"/>
     <w:p>
       <w:pPr>
         <w:pStyle w:val="Bibliography"/>
@@ -38422,7 +38509,7 @@
       <w:r>
         <w:t xml:space="preserve"> </w:t>
       </w:r>
-      <w:hyperlink r:id="rId474">
+      <w:hyperlink r:id="rId475">
         <w:r>
           <w:rPr>
             <w:rStyle w:val="Hyperlink"/>
@@ -38434,8 +38521,8 @@
         <w:t xml:space="preserve">.</w:t>
       </w:r>
     </w:p>
-    <w:bookmarkEnd w:id="475"/>
-    <w:bookmarkStart w:id="476" w:name="ref_Williamson1985Economic"/>
+    <w:bookmarkEnd w:id="476"/>
+    <w:bookmarkStart w:id="477" w:name="ref_Williamson1985Economic"/>
     <w:p>
       <w:pPr>
         <w:pStyle w:val="Bibliography"/>
@@ -38457,8 +38544,8 @@
         <w:t xml:space="preserve">. Nueva York: Free Press.</w:t>
       </w:r>
     </w:p>
-    <w:bookmarkEnd w:id="476"/>
-    <w:bookmarkStart w:id="478" w:name="ref_Williamson1991Comparative"/>
+    <w:bookmarkEnd w:id="477"/>
+    <w:bookmarkStart w:id="479" w:name="ref_Williamson1991Comparative"/>
     <w:p>
       <w:pPr>
         <w:pStyle w:val="Bibliography"/>
@@ -38494,7 +38581,7 @@
       <w:r>
         <w:t xml:space="preserve"> </w:t>
       </w:r>
-      <w:hyperlink r:id="rId477">
+      <w:hyperlink r:id="rId478">
         <w:r>
           <w:rPr>
             <w:rStyle w:val="Hyperlink"/>
@@ -38506,8 +38593,8 @@
         <w:t xml:space="preserve">.</w:t>
       </w:r>
     </w:p>
-    <w:bookmarkEnd w:id="478"/>
-    <w:bookmarkStart w:id="480" w:name="ref_Nobel2009WilliamsonBio"/>
+    <w:bookmarkEnd w:id="479"/>
+    <w:bookmarkStart w:id="481" w:name="ref_Nobel2009WilliamsonBio"/>
     <w:p>
       <w:pPr>
         <w:pStyle w:val="Bibliography"/>
@@ -38527,7 +38614,7 @@
       <w:r>
         <w:t xml:space="preserve"> </w:t>
       </w:r>
-      <w:hyperlink r:id="rId479">
+      <w:hyperlink r:id="rId480">
         <w:r>
           <w:rPr>
             <w:rStyle w:val="Hyperlink"/>
@@ -38539,9 +38626,9 @@
         <w:t xml:space="preserve">.</w:t>
       </w:r>
     </w:p>
-    <w:bookmarkEnd w:id="480"/>
     <w:bookmarkEnd w:id="481"/>
     <w:bookmarkEnd w:id="482"/>
+    <w:bookmarkEnd w:id="483"/>
     <w:sectPr>
       <w:headerReference r:id="rId9" w:type="default"/>
       <w:footerReference r:id="rIdTceeB" w:type="default"/>
@@ -40515,7 +40602,145 @@
       </w:r>
     </w:p>
   </w:footnote>
-  <w:footnote w:id="198">
+  <w:footnote w:id="169">
+    <w:p>
+      <w:pPr>
+        <w:pStyle w:val="FootnoteText"/>
+      </w:pPr>
+      <w:r>
+        <w:rPr>
+          <w:rStyle w:val="FootnoteReference"/>
+        </w:rPr>
+        <w:footnoteRef/>
+      </w:r>
+      <w:r>
+        <w:t xml:space="preserve"> </w:t>
+      </w:r>
+      <m:oMath>
+        <m:r>
+          <m:t>D</m:t>
+        </m:r>
+      </m:oMath>
+      <w:r>
+        <w:t xml:space="preserve">, en cursiva, es aquí</w:t>
+      </w:r>
+      <w:r>
+        <w:t xml:space="preserve"> </w:t>
+      </w:r>
+      <w:r>
+        <w:rPr>
+          <w:i/>
+          <w:iCs/>
+        </w:rPr>
+        <w:t xml:space="preserve">duopolio</w:t>
+      </w:r>
+      <w:r>
+        <w:t xml:space="preserve">; no es la</w:t>
+      </w:r>
+      <w:r>
+        <w:t xml:space="preserve"> </w:t>
+      </w:r>
+      <m:oMath>
+        <m:r>
+          <m:rPr>
+            <m:sty m:val="p"/>
+          </m:rPr>
+          <m:t>D</m:t>
+        </m:r>
+      </m:oMath>
+      <w:r>
+        <w:t xml:space="preserve"> </w:t>
+      </w:r>
+      <w:r>
+        <w:t xml:space="preserve">de</w:t>
+      </w:r>
+      <w:r>
+        <w:t xml:space="preserve"> </w:t>
+      </w:r>
+      <w:r>
+        <w:rPr>
+          <w:i/>
+          <w:iCs/>
+        </w:rPr>
+        <w:t xml:space="preserve">desviarse</w:t>
+      </w:r>
+      <w:r>
+        <w:t xml:space="preserve"> </w:t>
+      </w:r>
+      <w:r>
+        <w:t xml:space="preserve">de los juegos repetidos y de la colusión (</w:t>
+      </w:r>
+      <m:oMath>
+        <m:sSup>
+          <m:e>
+            <m:r>
+              <m:t>u</m:t>
+            </m:r>
+          </m:e>
+          <m:sup>
+            <m:r>
+              <m:rPr>
+                <m:sty m:val="p"/>
+              </m:rPr>
+              <m:t>D</m:t>
+            </m:r>
+          </m:sup>
+        </m:sSup>
+      </m:oMath>
+      <w:r>
+        <w:t xml:space="preserve">,</w:t>
+      </w:r>
+      <w:r>
+        <w:t xml:space="preserve"> </w:t>
+      </w:r>
+      <m:oMath>
+        <m:sSup>
+          <m:e>
+            <m:r>
+              <m:t>B</m:t>
+            </m:r>
+          </m:e>
+          <m:sup>
+            <m:r>
+              <m:rPr>
+                <m:sty m:val="p"/>
+              </m:rPr>
+              <m:t>D</m:t>
+            </m:r>
+          </m:sup>
+        </m:sSup>
+      </m:oMath>
+      <w:r>
+        <w:t xml:space="preserve">)</w:t>
+      </w:r>
+      <w:r>
+        <w:t xml:space="preserve"> </w:t>
+      </w:r>
+      <w:hyperlink r:id="rId36">
+        <w:r>
+          <w:rPr>
+            <w:rStyle w:val="Referenciaatema"/>
+          </w:rPr>
+          <w:t xml:space="preserve">[ver tema 3.A.14]</w:t>
+        </w:r>
+      </w:hyperlink>
+      <w:r>
+        <w:t xml:space="preserve"> </w:t>
+      </w:r>
+      <w:hyperlink r:id="rId28">
+        <w:r>
+          <w:rPr>
+            <w:rStyle w:val="Referenciaatema"/>
+          </w:rPr>
+          <w:t xml:space="preserve">[ver tema 3.A.19]</w:t>
+        </w:r>
+      </w:hyperlink>
+      <w:r>
+        <w:t xml:space="preserve">.</w:t>
+      </w:r>
+    </w:p>
+  </w:footnote>
+  <w:footnote w:id="199">
     <w:p>
       <w:pPr>
         <w:pStyle w:val="FootnoteText"/>
@@ -41052,8 +41277,8 @@
       </w:rPr>
     </w:lvl>
   </w:abstractNum>
-  <w:abstractNum w:abstractNumId="99201">
-    <w:nsid w:val="00A99201"/>
+  <w:abstractNum w:abstractNumId="99411">
+    <w:nsid w:val="00A99411"/>
     <w:multiLevelType w:val="multilevel"/>
     <w:lvl w:ilvl="0">
       <w:start w:val="1"/>
@@ -41066,7 +41291,7 @@
     </w:lvl>
     <w:lvl w:ilvl="1">
       <w:start w:val="1"/>
-      <w:numFmt w:val="lowerLetter"/>
+      <w:numFmt w:val="decimal"/>
       <w:lvlText w:val="%2."/>
       <w:lvlJc w:val="left"/>
       <w:pPr>
@@ -41075,7 +41300,7 @@
     </w:lvl>
     <w:lvl w:ilvl="2">
       <w:start w:val="1"/>
-      <w:numFmt w:val="lowerRoman"/>
+      <w:numFmt w:val="decimal"/>
       <w:lvlText w:val="%3."/>
       <w:lvlJc w:val="left"/>
       <w:pPr>
@@ -41093,7 +41318,7 @@
     </w:lvl>
     <w:lvl w:ilvl="4">
       <w:start w:val="1"/>
-      <w:numFmt w:val="lowerLetter"/>
+      <w:numFmt w:val="decimal"/>
       <w:lvlText w:val="%5."/>
       <w:lvlJc w:val="left"/>
       <w:pPr>
@@ -41102,7 +41327,7 @@
     </w:lvl>
     <w:lvl w:ilvl="5">
       <w:start w:val="1"/>
-      <w:numFmt w:val="lowerRoman"/>
+      <w:numFmt w:val="decimal"/>
       <w:lvlText w:val="%6."/>
       <w:lvlJc w:val="left"/>
       <w:pPr>
@@ -41120,7 +41345,7 @@
     </w:lvl>
     <w:lvl w:ilvl="7">
       <w:start w:val="1"/>
-      <w:numFmt w:val="lowerLetter"/>
+      <w:numFmt w:val="decimal"/>
       <w:lvlText w:val="%8."/>
       <w:lvlJc w:val="left"/>
       <w:pPr>
@@ -41129,7 +41354,7 @@
     </w:lvl>
     <w:lvl w:ilvl="8">
       <w:start w:val="1"/>
-      <w:numFmt w:val="lowerRoman"/>
+      <w:numFmt w:val="decimal"/>
       <w:lvlText w:val="%9."/>
       <w:lvlJc w:val="left"/>
       <w:pPr>
@@ -41159,7 +41384,7 @@
     <w:abstractNumId w:val="991"/>
   </w:num>
   <w:num w:numId="1007">
-    <w:abstractNumId w:val="99201"/>
+    <w:abstractNumId w:val="99411"/>
     <w:lvlOverride w:ilvl="0">
       <w:startOverride w:val="1"/>
     </w:lvlOverride>
@@ -41195,7 +41420,7 @@
     <w:abstractNumId w:val="991"/>
   </w:num>
   <w:num w:numId="1010">
-    <w:abstractNumId w:val="99201"/>
+    <w:abstractNumId w:val="99411"/>
     <w:lvlOverride w:ilvl="0">
       <w:startOverride w:val="1"/>
     </w:lvlOverride>
@@ -41291,7 +41516,7 @@
     <w:abstractNumId w:val="991"/>
   </w:num>
   <w:num w:numId="1033">
-    <w:abstractNumId w:val="99201"/>
+    <w:abstractNumId w:val="99411"/>
     <w:lvlOverride w:ilvl="0">
       <w:startOverride w:val="1"/>
     </w:lvlOverride>
@@ -41498,7 +41723,7 @@
     <w:abstractNumId w:val="991"/>
   </w:num>
   <w:num w:numId="1093">
-    <w:abstractNumId w:val="99201"/>
+    <w:abstractNumId w:val="99411"/>
     <w:lvlOverride w:ilvl="0">
       <w:startOverride w:val="1"/>
     </w:lvlOverride>
@@ -41851,6 +42076,7 @@
       <w:keepNext/>
       <w:keepLines/>
       <w:spacing w:after="120" w:before="280"/>
+      <w:jc w:val="left"/>
       <w:outlineLvl w:val="0"/>
       <w:shd w:color="auto" w:fill="5F2987" w:val="clear"/>
     </w:pPr>
@@ -41877,6 +42103,7 @@
       <w:keepNext/>
       <w:keepLines/>
       <w:spacing w:after="80" w:before="240"/>
+      <w:jc w:val="left"/>
       <w:outlineLvl w:val="1"/>
       <w:pBdr>
         <w:bottom w:color="5F2987" w:space="1" w:sz="4" w:val="single"/>
@@ -41906,6 +42133,7 @@
       <w:keepLines/>
       <w:spacing w:after="80" w:before="160"/>
       <w:ind w:left="283"/>
+      <w:jc w:val="left"/>
       <w:outlineLvl w:val="2"/>
     </w:pPr>
     <w:rPr>
@@ -41932,6 +42160,7 @@
       <w:keepLines/>
       <w:spacing w:after="40" w:before="80"/>
       <w:ind w:left="567"/>
+      <w:jc w:val="left"/>
       <w:outlineLvl w:val="3"/>
     </w:pPr>
     <w:rPr>
@@ -41958,6 +42187,7 @@
       <w:keepLines/>
       <w:spacing w:after="40" w:before="80"/>
       <w:ind w:left="567"/>
+      <w:jc w:val="left"/>
       <w:outlineLvl w:val="4"/>
     </w:pPr>
     <w:rPr>
@@ -41983,6 +42213,7 @@
       <w:keepLines/>
       <w:spacing w:after="0" w:before="40"/>
       <w:ind w:left="567"/>
+      <w:jc w:val="left"/>
       <w:outlineLvl w:val="5"/>
     </w:pPr>
     <w:rPr>
@@ -42396,6 +42627,7 @@
         <w:left w:color="5F2987" w:space="8" w:sz="24" w:val="single"/>
       </w:pBdr>
       <w:shd w:color="auto" w:fill="F3EEF7" w:val="clear"/>
+      <w:jc w:val="left"/>
     </w:pPr>
     <w:rPr>
       <w:rFonts w:ascii="TeX Gyre Pagella" w:cs="TeX Gyre Pagella" w:eastAsia="TeX Gyre Pagella" w:hAnsi="TeX Gyre Pagella"/>
@@ -42414,6 +42646,7 @@
         <w:right w:color="767171" w:space="4" w:sz="4" w:val="single"/>
       </w:pBdr>
       <w:shd w:color="auto" w:fill="E7E6E6" w:val="clear"/>
+      <w:jc w:val="left"/>
     </w:pPr>
     <w:rPr>
       <w:rFonts w:ascii="TeX Gyre Pagella" w:cs="TeX Gyre Pagella" w:eastAsia="TeX Gyre Pagella" w:hAnsi="TeX Gyre Pagella"/>
@@ -42432,6 +42665,7 @@
         <w:right w:color="C8D8C0" w:space="4" w:sz="4" w:val="single"/>
       </w:pBdr>
       <w:shd w:color="auto" w:fill="E2EFD9" w:val="clear"/>
+      <w:jc w:val="left"/>
     </w:pPr>
     <w:rPr>
       <w:rFonts w:ascii="TeX Gyre Pagella" w:cs="TeX Gyre Pagella" w:eastAsia="TeX Gyre Pagella" w:hAnsi="TeX Gyre Pagella"/>
@@ -42451,6 +42685,7 @@
         <w:right w:color="5F2987" w:space="4" w:sz="4" w:val="single"/>
       </w:pBdr>
       <w:shd w:color="auto" w:fill="FAF9F6" w:val="clear"/>
+      <w:jc w:val="left"/>
     </w:pPr>
     <w:rPr>
       <w:rFonts w:ascii="TeX Gyre Pagella" w:cs="TeX Gyre Pagella" w:eastAsia="TeX Gyre Pagella" w:hAnsi="TeX Gyre Pagella"/>

--- a/oposicion/temario/tercer-ejercicio/3A15.docx
+++ b/oposicion/temario/tercer-ejercicio/3A15.docx
@@ -3423,7 +3423,7 @@
           <wp:inline>
             <wp:extent cx="3282950" cy="1939803"/>
             <wp:effectExtent b="0" l="0" r="0" t="0"/>
-            <wp:docPr descr="Gráfico 1.– Costes medios a largo plazo en forma de L: escala mínima eficiente \overline{q} y coste medio mínimo \overline{c}" title="" id="48" name="Picture"/>
+            <wp:docPr descr="Gráfico 1.– Costes medios a largo plazo en forma de L: escala mínima eficiente q y coste medio mínimo c" title="" id="48" name="Picture"/>
             <a:graphic>
               <a:graphicData uri="http://schemas.openxmlformats.org/drawingml/2006/picture">
                 <pic:pic>
@@ -4206,7 +4206,7 @@
           <wp:inline>
             <wp:extent cx="3260034" cy="2626988"/>
             <wp:effectExtent b="0" l="0" r="0" t="0"/>
-            <wp:docPr descr="Gráfico 2.– Subaditividad de costes con un producto: entre q^0 y q^1 una sola empresa produce más barato aunque su coste medio crezca" title="" id="53" name="Picture"/>
+            <wp:docPr descr="Gráfico 2.– Subaditividad de costes con un producto: entre q0 y q1 una sola empresa produce más barato aunque su coste medio crezca" title="" id="53" name="Picture"/>
             <a:graphic>
               <a:graphicData uri="http://schemas.openxmlformats.org/drawingml/2006/picture">
                 <pic:pic>
@@ -19438,7 +19438,7 @@
           <wp:inline>
             <wp:extent cx="3581400" cy="2487249"/>
             <wp:effectExtent b="0" l="0" r="0" t="0"/>
-            <wp:docPr descr="Gráfico 9.– El precio límite: con la producción q^{L}, a un entrante de escala \overline{q} el precio no le cubre \overline{c}" title="" id="160" name="Picture"/>
+            <wp:docPr descr="Gráfico 9.– El precio límite: con la producción qL, a un entrante de escala q el precio no le cubre c" title="" id="160" name="Picture"/>
             <a:graphic>
               <a:graphicData uri="http://schemas.openxmlformats.org/drawingml/2006/picture">
                 <pic:pic>
@@ -22535,6 +22535,7 @@
           <w:p>
             <w:pPr>
               <w:pStyle w:val="Celdatceeazulpalido"/>
+              <w:keepNext/>
               <w:jc w:val="center"/>
             </w:pPr>
             <w:r>
@@ -22554,6 +22555,7 @@
           <w:p>
             <w:pPr>
               <w:pStyle w:val="Celdatceeazulpalido"/>
+              <w:keepNext/>
               <w:jc w:val="left"/>
             </w:pPr>
             <w:r>
@@ -22573,6 +22575,7 @@
           <w:p>
             <w:pPr>
               <w:pStyle w:val="Celdatceeazulpalido"/>
+              <w:keepNext/>
               <w:jc w:val="left"/>
             </w:pPr>
             <w:r>
@@ -31858,9 +31861,19 @@
         </w:trPr>
         <w:tc>
           <w:tcPr>
+            <w:shd w:val="clear" w:color="auto" w:fill="DDEBF7"/>
             <w:vAlign w:val="center"/>
           </w:tcPr>
-          <w:p/>
+          <w:p>
+            <w:pPr>
+              <w:pStyle w:val="Celdatceeazulpalido"/>
+              <w:keepNext/>
+              <w:jc w:val="left"/>
+            </w:pPr>
+            <w:r>
+              <w:t/>
+            </w:r>
+          </w:p>
         </w:tc>
         <w:tc>
           <w:tcPr>
@@ -31870,6 +31883,7 @@
           <w:p>
             <w:pPr>
               <w:pStyle w:val="Celdatceeazulpalido"/>
+              <w:keepNext/>
               <w:jc w:val="center"/>
             </w:pPr>
             <w:r>
@@ -31889,6 +31903,7 @@
           <w:p>
             <w:pPr>
               <w:pStyle w:val="Celdatceeazulpalido"/>
+              <w:keepNext/>
               <w:jc w:val="center"/>
             </w:pPr>
             <w:r>
@@ -40318,7 +40333,7 @@
           <wp:inline>
             <wp:extent cx="2686050" cy="2074403"/>
             <wp:effectExtent b="0" l="0" r="0" t="0"/>
-            <wp:docPr descr="" title="" id="45" name="Picture"/>
+            <wp:docPr descr="Gráfico de la nota: Stigler (1939) añade un argumento teórico" title="" id="45" name="Picture"/>
             <a:graphic>
               <a:graphicData uri="http://schemas.openxmlformats.org/drawingml/2006/picture">
                 <pic:pic>
@@ -40559,7 +40574,7 @@
           <wp:inline>
             <wp:extent cx="2686050" cy="1512558"/>
             <wp:effectExtent b="0" l="0" r="0" t="0"/>
-            <wp:docPr descr="" title="" id="99" name="Picture"/>
+            <wp:docPr descr="Gráfico de la nota: Sin empresa, el producto más sencillo exigiría una red de contratos entre productores independientes" title="" id="99" name="Picture"/>
             <a:graphic>
               <a:graphicData uri="http://schemas.openxmlformats.org/drawingml/2006/picture">
                 <pic:pic>
@@ -44024,7 +44039,7 @@
     </w:pPr>
     <w:rPr>
       <w:rFonts w:ascii="TeX Gyre Pagella" w:cs="TeX Gyre Pagella" w:eastAsia="TeX Gyre Pagella" w:hAnsi="TeX Gyre Pagella"/>
-      <w:sz w:val="20"/>
+      <w:sz w:val="22"/>
     </w:rPr>
   </w:style>
   <w:style w:customStyle="1" w:styleId="Celdatceeazulpalido" w:type="paragraph">
@@ -44038,7 +44053,7 @@
     </w:pPr>
     <w:rPr>
       <w:rFonts w:ascii="TeX Gyre Pagella" w:cs="TeX Gyre Pagella" w:eastAsia="TeX Gyre Pagella" w:hAnsi="TeX Gyre Pagella"/>
-      <w:sz w:val="20"/>
+      <w:sz w:val="22"/>
     </w:rPr>
   </w:style>
   <w:style w:customStyle="1" w:styleId="Celdatceesalmon" w:type="paragraph">
@@ -44052,7 +44067,7 @@
     </w:pPr>
     <w:rPr>
       <w:rFonts w:ascii="TeX Gyre Pagella" w:cs="TeX Gyre Pagella" w:eastAsia="TeX Gyre Pagella" w:hAnsi="TeX Gyre Pagella"/>
-      <w:sz w:val="20"/>
+      <w:sz w:val="22"/>
     </w:rPr>
   </w:style>
   <w:style w:customStyle="1" w:styleId="Celdatceemoradopalido" w:type="paragraph">
@@ -44066,7 +44081,7 @@
     </w:pPr>
     <w:rPr>
       <w:rFonts w:ascii="TeX Gyre Pagella" w:cs="TeX Gyre Pagella" w:eastAsia="TeX Gyre Pagella" w:hAnsi="TeX Gyre Pagella"/>
-      <w:sz w:val="20"/>
+      <w:sz w:val="22"/>
     </w:rPr>
   </w:style>
   <w:style w:customStyle="1" w:styleId="Celdatceegrisclaro" w:type="paragraph">
@@ -44080,7 +44095,7 @@
     </w:pPr>
     <w:rPr>
       <w:rFonts w:ascii="TeX Gyre Pagella" w:cs="TeX Gyre Pagella" w:eastAsia="TeX Gyre Pagella" w:hAnsi="TeX Gyre Pagella"/>
-      <w:sz w:val="20"/>
+      <w:sz w:val="22"/>
     </w:rPr>
   </w:style>
   <w:style w:customStyle="1" w:styleId="Celdatceecrema" w:type="paragraph">
@@ -44094,7 +44109,7 @@
     </w:pPr>
     <w:rPr>
       <w:rFonts w:ascii="TeX Gyre Pagella" w:cs="TeX Gyre Pagella" w:eastAsia="TeX Gyre Pagella" w:hAnsi="TeX Gyre Pagella"/>
-      <w:sz w:val="20"/>
+      <w:sz w:val="22"/>
     </w:rPr>
   </w:style>
   <w:style w:customStyle="1" w:styleId="Celdatceemorado" w:type="paragraph">
@@ -44109,7 +44124,7 @@
     <w:rPr>
       <w:rFonts w:ascii="TeX Gyre Pagella" w:cs="TeX Gyre Pagella" w:eastAsia="TeX Gyre Pagella" w:hAnsi="TeX Gyre Pagella"/>
       <w:color w:val="FFFFFF"/>
-      <w:sz w:val="20"/>
+      <w:sz w:val="22"/>
     </w:rPr>
   </w:style>
   <w:style w:customStyle="1" w:styleId="Celdatceeverde" w:type="paragraph">
@@ -44124,7 +44139,7 @@
     <w:rPr>
       <w:rFonts w:ascii="TeX Gyre Pagella" w:cs="TeX Gyre Pagella" w:eastAsia="TeX Gyre Pagella" w:hAnsi="TeX Gyre Pagella"/>
       <w:color w:val="FFFFFF"/>
-      <w:sz w:val="20"/>
+      <w:sz w:val="22"/>
     </w:rPr>
   </w:style>
   <w:style w:customStyle="1" w:styleId="Celdatceeazul" w:type="paragraph">
@@ -44139,7 +44154,7 @@
     <w:rPr>
       <w:rFonts w:ascii="TeX Gyre Pagella" w:cs="TeX Gyre Pagella" w:eastAsia="TeX Gyre Pagella" w:hAnsi="TeX Gyre Pagella"/>
       <w:color w:val="FFFFFF"/>
-      <w:sz w:val="20"/>
+      <w:sz w:val="22"/>
     </w:rPr>
   </w:style>
   <w:style w:customStyle="1" w:styleId="Celdatceerojo" w:type="paragraph">
@@ -44154,7 +44169,7 @@
     <w:rPr>
       <w:rFonts w:ascii="TeX Gyre Pagella" w:cs="TeX Gyre Pagella" w:eastAsia="TeX Gyre Pagella" w:hAnsi="TeX Gyre Pagella"/>
       <w:color w:val="FFFFFF"/>
-      <w:sz w:val="20"/>
+      <w:sz w:val="22"/>
     </w:rPr>
   </w:style>
   <w:style w:customStyle="1" w:styleId="Celdatceedorado" w:type="paragraph">
@@ -44169,7 +44184,7 @@
     <w:rPr>
       <w:rFonts w:ascii="TeX Gyre Pagella" w:cs="TeX Gyre Pagella" w:eastAsia="TeX Gyre Pagella" w:hAnsi="TeX Gyre Pagella"/>
       <w:color w:val="FFFFFF"/>
-      <w:sz w:val="20"/>
+      <w:sz w:val="22"/>
     </w:rPr>
   </w:style>
   <w:style w:customStyle="1" w:styleId="Celdatceenaranja" w:type="paragraph">
@@ -44184,7 +44199,7 @@
     <w:rPr>
       <w:rFonts w:ascii="TeX Gyre Pagella" w:cs="TeX Gyre Pagella" w:eastAsia="TeX Gyre Pagella" w:hAnsi="TeX Gyre Pagella"/>
       <w:color w:val="FFFFFF"/>
-      <w:sz w:val="20"/>
+      <w:sz w:val="22"/>
     </w:rPr>
   </w:style>
   <w:style w:customStyle="1" w:styleId="Celdatceegris" w:type="paragraph">
@@ -44199,7 +44214,7 @@
     <w:rPr>
       <w:rFonts w:ascii="TeX Gyre Pagella" w:cs="TeX Gyre Pagella" w:eastAsia="TeX Gyre Pagella" w:hAnsi="TeX Gyre Pagella"/>
       <w:color w:val="FFFFFF"/>
-      <w:sz w:val="20"/>
+      <w:sz w:val="22"/>
     </w:rPr>
   </w:style>
   <w:style w:customStyle="1" w:styleId="Textomorado" w:type="character">

--- a/oposicion/temario/tercer-ejercicio/3A15.docx
+++ b/oposicion/temario/tercer-ejercicio/3A15.docx
@@ -26,6 +26,28 @@
       </w:r>
       <w:r>
         <w:t xml:space="preserve">barreras a la entrada y mercados impugnables.</w:t>
+      </w:r>
+    </w:p>
+    <w:p>
+      <w:pPr>
+        <w:spacing w:before="0" w:after="200"/>
+      </w:pPr>
+      <w:r>
+        <w:rPr>
+          <w:b/>
+          <w:smallCaps/>
+          <w:color w:val="5F2987"/>
+          <w:sz w:val="16"/>
+        </w:rPr>
+        <w:t xml:space="preserve">Exclusivo · uso personal. </w:t>
+      </w:r>
+      <w:r>
+        <w:rPr>
+          <w:i/>
+          <w:color w:val="767171"/>
+          <w:sz w:val="16"/>
+        </w:rPr>
+        <w:t xml:space="preserve">Material exclusivo de victorgutierrezmarcos.es y la app Oposición TCEE · DCE. Puedes usarlo libremente para tu estudio personal. No se autoriza su incorporación a otras plataformas, aplicaciones o servicios. Condiciones: https://www.victorgutierrezmarcos.es/condiciones-materiales.html</w:t>
       </w:r>
     </w:p>
     <w:p>
@@ -39805,7 +39827,7 @@
         <w:color w:val="767171"/>
         <w:sz w:val="14"/>
       </w:rPr>
-      <w:t xml:space="preserve">© 2026 Víctor Gutiérrez Marcos · CC BY-NC-ND 4.0</w:t>
+      <w:t xml:space="preserve">© 2026 Víctor Gutiérrez Marcos · Exclusivo de victorgutierrezmarcos.es y la app Oposición TCEE · DCE</w:t>
     </w:r>
     <w:r>
       <w:tab/>
@@ -39863,7 +39885,7 @@
         <w:color w:val="767171"/>
         <w:sz w:val="14"/>
       </w:rPr>
-      <w:t xml:space="preserve">© 2026 Víctor Gutiérrez Marcos · CC BY-NC-ND 4.0</w:t>
+      <w:t xml:space="preserve">© 2026 Víctor Gutiérrez Marcos · Exclusivo de victorgutierrezmarcos.es y la app Oposición TCEE · DCE</w:t>
     </w:r>
     <w:r>
       <w:tab/>
@@ -39929,7 +39951,7 @@
         <w:color w:val="767171"/>
         <w:sz w:val="14"/>
       </w:rPr>
-      <w:t xml:space="preserve">© 2026 Víctor Gutiérrez Marcos · CC BY-NC-ND 4.0</w:t>
+      <w:t xml:space="preserve">© 2026 Víctor Gutiérrez Marcos · Exclusivo de victorgutierrezmarcos.es y la app Oposición TCEE · DCE</w:t>
     </w:r>
     <w:r>
       <w:tab/>
